--- a/internal_doc/05.测试设计/story/selector/Story-selector测试分析设计.docx
+++ b/internal_doc/05.测试设计/story/selector/Story-selector测试分析设计.docx
@@ -238,16 +238,7 @@
                 <w:sz w:val="21"/>
                 <w:szCs w:val="21"/>
               </w:rPr>
-              <w:t>0</w:t>
-            </w:r>
-            <w:r>
-              <w:rPr>
-                <w:rFonts w:ascii="Arial" w:hAnsi="Arial" w:cs="Arial" w:hint="eastAsia"/>
-                <w:i/>
-                <w:sz w:val="21"/>
-                <w:szCs w:val="21"/>
-              </w:rPr>
-              <w:t>2</w:t>
+              <w:t>14</w:t>
             </w:r>
           </w:p>
         </w:tc>
@@ -682,14 +673,7 @@
                 <w:rFonts w:cs="Arial" w:hint="eastAsia"/>
                 <w:i/>
               </w:rPr>
-              <w:t>0</w:t>
-            </w:r>
-            <w:r>
-              <w:rPr>
-                <w:rFonts w:cs="Arial" w:hint="eastAsia"/>
-                <w:i/>
-              </w:rPr>
-              <w:t>2</w:t>
+              <w:t>15</w:t>
             </w:r>
           </w:p>
         </w:tc>
@@ -4602,7 +4586,6 @@
           <w:p>
             <w:pPr>
               <w:rPr>
-                <w:rFonts w:hint="eastAsia"/>
                 <w:iCs/>
                 <w:color w:val="000000"/>
               </w:rPr>
@@ -8011,7 +7994,6 @@
           <w:p>
             <w:pPr>
               <w:rPr>
-                <w:rFonts w:hint="eastAsia"/>
                 <w:iCs/>
                 <w:noProof/>
                 <w:color w:val="000000"/>
@@ -8035,7 +8017,6 @@
           <w:p>
             <w:pPr>
               <w:rPr>
-                <w:rFonts w:hint="eastAsia"/>
                 <w:iCs/>
                 <w:color w:val="000000"/>
               </w:rPr>
@@ -8057,7 +8038,6 @@
           <w:p>
             <w:pPr>
               <w:rPr>
-                <w:rFonts w:hint="eastAsia"/>
                 <w:iCs/>
                 <w:color w:val="000000"/>
               </w:rPr>
@@ -8965,6 +8945,8 @@
       </w:r>
       <w:r>
         <w:pgNum/>
+      </w:r>
+      <w:r>
         <w:t>ieldname</w:t>
       </w:r>
       <w:r>
@@ -10353,9 +10335,6 @@
     <w:p>
       <w:pPr>
         <w:ind w:leftChars="200" w:left="420"/>
-        <w:rPr>
-          <w:rFonts w:hint="eastAsia"/>
-        </w:rPr>
       </w:pPr>
       <w:r>
         <w:rPr>
@@ -10844,16 +10823,7 @@
                 <w:noProof/>
                 <w:color w:val="000000"/>
               </w:rPr>
-              <w:t>目标字段值</w:t>
-            </w:r>
-            <w:r>
-              <w:rPr>
-                <w:rFonts w:hint="eastAsia"/>
-                <w:iCs/>
-                <w:noProof/>
-                <w:color w:val="000000"/>
-              </w:rPr>
-              <w:t>类型</w:t>
+              <w:t>目标字段值类型</w:t>
             </w:r>
           </w:p>
         </w:tc>
@@ -11573,7 +11543,6 @@
           <w:p>
             <w:pPr>
               <w:rPr>
-                <w:rFonts w:hint="eastAsia"/>
                 <w:iCs/>
                 <w:noProof/>
                 <w:color w:val="000000"/>
@@ -11917,7 +11886,6 @@
           <w:p>
             <w:pPr>
               <w:rPr>
-                <w:rFonts w:hint="eastAsia"/>
                 <w:iCs/>
                 <w:noProof/>
                 <w:color w:val="000000"/>
@@ -11968,7 +11936,6 @@
             <w:pPr>
               <w:jc w:val="left"/>
               <w:rPr>
-                <w:rFonts w:hint="eastAsia"/>
                 <w:iCs/>
                 <w:color w:val="000000"/>
               </w:rPr>
@@ -11991,7 +11958,6 @@
             <w:pPr>
               <w:jc w:val="left"/>
               <w:rPr>
-                <w:rFonts w:hint="eastAsia"/>
                 <w:iCs/>
                 <w:color w:val="000000"/>
               </w:rPr>
@@ -12006,7 +11972,6 @@
             <w:pPr>
               <w:jc w:val="left"/>
               <w:rPr>
-                <w:rFonts w:hint="eastAsia"/>
                 <w:iCs/>
                 <w:color w:val="000000"/>
               </w:rPr>
@@ -12081,6 +12046,8 @@
       </w:r>
       <w:r>
         <w:pgNum/>
+      </w:r>
+      <w:r>
         <w:t>ieldname</w:t>
       </w:r>
       <w:r>
@@ -12473,7 +12440,6 @@
           <w:p>
             <w:pPr>
               <w:rPr>
-                <w:rFonts w:hint="eastAsia"/>
                 <w:iCs/>
                 <w:noProof/>
                 <w:color w:val="000000"/>
@@ -12506,7 +12472,6 @@
           <w:p>
             <w:pPr>
               <w:rPr>
-                <w:rFonts w:hint="eastAsia"/>
                 <w:iCs/>
                 <w:color w:val="000000"/>
               </w:rPr>
@@ -12528,7 +12493,6 @@
           <w:p>
             <w:pPr>
               <w:rPr>
-                <w:rFonts w:hint="eastAsia"/>
                 <w:iCs/>
                 <w:color w:val="000000"/>
               </w:rPr>
@@ -12849,9 +12813,6 @@
     <w:p>
       <w:pPr>
         <w:ind w:leftChars="100" w:left="210"/>
-        <w:rPr>
-          <w:rFonts w:hint="eastAsia"/>
-        </w:rPr>
       </w:pPr>
       <w:r>
         <w:rPr>
@@ -13194,7 +13155,6 @@
           <w:p>
             <w:pPr>
               <w:rPr>
-                <w:rFonts w:hint="eastAsia"/>
                 <w:iCs/>
                 <w:noProof/>
                 <w:color w:val="000000"/>
@@ -13218,7 +13178,6 @@
           <w:p>
             <w:pPr>
               <w:rPr>
-                <w:rFonts w:hint="eastAsia"/>
                 <w:iCs/>
                 <w:color w:val="000000"/>
               </w:rPr>
@@ -13240,7 +13199,6 @@
           <w:p>
             <w:pPr>
               <w:rPr>
-                <w:rFonts w:hint="eastAsia"/>
                 <w:iCs/>
                 <w:color w:val="000000"/>
               </w:rPr>
@@ -13908,7 +13866,6 @@
           <w:p>
             <w:pPr>
               <w:rPr>
-                <w:rFonts w:hint="eastAsia"/>
                 <w:iCs/>
                 <w:noProof/>
                 <w:color w:val="000000"/>
@@ -13932,7 +13889,6 @@
           <w:p>
             <w:pPr>
               <w:rPr>
-                <w:rFonts w:hint="eastAsia"/>
                 <w:iCs/>
                 <w:color w:val="000000"/>
               </w:rPr>
@@ -13954,7 +13910,6 @@
           <w:p>
             <w:pPr>
               <w:rPr>
-                <w:rFonts w:hint="eastAsia"/>
                 <w:iCs/>
                 <w:color w:val="000000"/>
               </w:rPr>
@@ -14709,7 +14664,6 @@
           <w:p>
             <w:pPr>
               <w:rPr>
-                <w:rFonts w:hint="eastAsia"/>
                 <w:iCs/>
                 <w:noProof/>
                 <w:color w:val="000000"/>
@@ -14733,7 +14687,6 @@
           <w:p>
             <w:pPr>
               <w:rPr>
-                <w:rFonts w:hint="eastAsia"/>
                 <w:iCs/>
                 <w:color w:val="000000"/>
               </w:rPr>
@@ -14755,7 +14708,6 @@
           <w:p>
             <w:pPr>
               <w:rPr>
-                <w:rFonts w:hint="eastAsia"/>
                 <w:iCs/>
                 <w:color w:val="000000"/>
               </w:rPr>
@@ -18134,7 +18086,6 @@
           <w:p>
             <w:pPr>
               <w:rPr>
-                <w:rFonts w:hint="eastAsia"/>
                 <w:iCs/>
                 <w:noProof/>
                 <w:color w:val="000000"/>
@@ -18158,7 +18109,6 @@
           <w:p>
             <w:pPr>
               <w:rPr>
-                <w:rFonts w:hint="eastAsia"/>
                 <w:iCs/>
                 <w:color w:val="000000"/>
               </w:rPr>
@@ -18180,7 +18130,6 @@
           <w:p>
             <w:pPr>
               <w:rPr>
-                <w:rFonts w:hint="eastAsia"/>
                 <w:iCs/>
                 <w:color w:val="000000"/>
               </w:rPr>
@@ -18965,7 +18914,6 @@
           <w:p>
             <w:pPr>
               <w:rPr>
-                <w:rFonts w:hint="eastAsia"/>
                 <w:iCs/>
                 <w:noProof/>
                 <w:color w:val="000000"/>
@@ -18989,7 +18937,6 @@
           <w:p>
             <w:pPr>
               <w:rPr>
-                <w:rFonts w:hint="eastAsia"/>
                 <w:iCs/>
                 <w:color w:val="000000"/>
               </w:rPr>
@@ -19011,7 +18958,6 @@
           <w:p>
             <w:pPr>
               <w:rPr>
-                <w:rFonts w:hint="eastAsia"/>
                 <w:iCs/>
                 <w:color w:val="000000"/>
               </w:rPr>
@@ -19811,7 +19757,6 @@
           <w:p>
             <w:pPr>
               <w:rPr>
-                <w:rFonts w:hint="eastAsia"/>
                 <w:iCs/>
                 <w:noProof/>
                 <w:color w:val="000000"/>
@@ -19835,7 +19780,6 @@
           <w:p>
             <w:pPr>
               <w:rPr>
-                <w:rFonts w:hint="eastAsia"/>
                 <w:iCs/>
                 <w:color w:val="000000"/>
               </w:rPr>
@@ -19857,7 +19801,6 @@
           <w:p>
             <w:pPr>
               <w:rPr>
-                <w:rFonts w:hint="eastAsia"/>
                 <w:iCs/>
                 <w:color w:val="000000"/>
               </w:rPr>
@@ -20315,9 +20258,6 @@
     <w:p>
       <w:pPr>
         <w:ind w:leftChars="100" w:left="210"/>
-        <w:rPr>
-          <w:rFonts w:hint="eastAsia"/>
-        </w:rPr>
       </w:pPr>
       <w:r>
         <w:rPr>
@@ -20659,7 +20599,6 @@
           <w:p>
             <w:pPr>
               <w:rPr>
-                <w:rFonts w:hint="eastAsia"/>
                 <w:iCs/>
                 <w:noProof/>
                 <w:color w:val="000000"/>
@@ -20683,7 +20622,6 @@
           <w:p>
             <w:pPr>
               <w:rPr>
-                <w:rFonts w:hint="eastAsia"/>
                 <w:iCs/>
                 <w:color w:val="000000"/>
               </w:rPr>
@@ -20705,7 +20643,6 @@
           <w:p>
             <w:pPr>
               <w:rPr>
-                <w:rFonts w:hint="eastAsia"/>
                 <w:iCs/>
                 <w:color w:val="000000"/>
               </w:rPr>
@@ -21171,9 +21108,6 @@
     <w:p>
       <w:pPr>
         <w:ind w:leftChars="100" w:left="210"/>
-        <w:rPr>
-          <w:rFonts w:hint="eastAsia"/>
-        </w:rPr>
       </w:pPr>
       <w:r>
         <w:rPr>
@@ -21515,7 +21449,6 @@
           <w:p>
             <w:pPr>
               <w:rPr>
-                <w:rFonts w:hint="eastAsia"/>
                 <w:iCs/>
                 <w:noProof/>
                 <w:color w:val="000000"/>
@@ -21539,7 +21472,6 @@
           <w:p>
             <w:pPr>
               <w:rPr>
-                <w:rFonts w:hint="eastAsia"/>
                 <w:iCs/>
                 <w:color w:val="000000"/>
               </w:rPr>
@@ -21561,7 +21493,6 @@
           <w:p>
             <w:pPr>
               <w:rPr>
-                <w:rFonts w:hint="eastAsia"/>
                 <w:iCs/>
                 <w:color w:val="000000"/>
               </w:rPr>
@@ -22592,7 +22523,6 @@
           <w:p>
             <w:pPr>
               <w:rPr>
-                <w:rFonts w:hint="eastAsia"/>
                 <w:iCs/>
                 <w:noProof/>
                 <w:color w:val="000000"/>
@@ -22616,7 +22546,6 @@
           <w:p>
             <w:pPr>
               <w:rPr>
-                <w:rFonts w:hint="eastAsia"/>
                 <w:iCs/>
                 <w:color w:val="000000"/>
               </w:rPr>
@@ -22638,7 +22567,6 @@
           <w:p>
             <w:pPr>
               <w:rPr>
-                <w:rFonts w:hint="eastAsia"/>
                 <w:iCs/>
                 <w:color w:val="000000"/>
               </w:rPr>
@@ -22691,7 +22619,6 @@
           <w:p>
             <w:pPr>
               <w:rPr>
-                <w:rFonts w:hint="eastAsia"/>
                 <w:iCs/>
                 <w:noProof/>
                 <w:color w:val="000000"/>
@@ -22715,7 +22642,6 @@
           <w:p>
             <w:pPr>
               <w:rPr>
-                <w:rFonts w:hint="eastAsia"/>
                 <w:iCs/>
                 <w:color w:val="000000"/>
               </w:rPr>
@@ -22771,7 +22697,6 @@
           <w:p>
             <w:pPr>
               <w:rPr>
-                <w:rFonts w:hint="eastAsia"/>
                 <w:iCs/>
                 <w:color w:val="000000"/>
               </w:rPr>
@@ -22855,7 +22780,6 @@
       <w:pPr>
         <w:ind w:leftChars="100" w:left="210" w:firstLineChars="50" w:firstLine="105"/>
         <w:rPr>
-          <w:rFonts w:hint="eastAsia"/>
           <w:b/>
         </w:rPr>
       </w:pPr>
@@ -22864,7 +22788,6 @@
       <w:pPr>
         <w:ind w:leftChars="100" w:left="210" w:firstLineChars="50" w:firstLine="105"/>
         <w:rPr>
-          <w:rFonts w:hint="eastAsia"/>
           <w:b/>
         </w:rPr>
       </w:pPr>
@@ -25273,7 +25196,6 @@
     <w:p>
       <w:pPr>
         <w:rPr>
-          <w:rFonts w:hint="eastAsia"/>
           <w:b/>
         </w:rPr>
       </w:pPr>
@@ -25282,7 +25204,6 @@
       <w:pPr>
         <w:ind w:leftChars="100" w:left="210" w:firstLineChars="50" w:firstLine="105"/>
         <w:rPr>
-          <w:rFonts w:hint="eastAsia"/>
           <w:b/>
         </w:rPr>
       </w:pPr>
@@ -25332,9 +25253,6 @@
     <w:p>
       <w:pPr>
         <w:ind w:left="210" w:hangingChars="100" w:hanging="210"/>
-        <w:rPr>
-          <w:rFonts w:hint="eastAsia"/>
-        </w:rPr>
       </w:pPr>
       <w:r>
         <w:rPr>
@@ -31844,6 +31762,21 @@
 </file>
 
 <file path=customXml/item1.xml><?xml version="1.0" encoding="utf-8"?>
+<p:properties xmlns:p="http://schemas.microsoft.com/office/2006/metadata/properties" xmlns:xsi="http://www.w3.org/2001/XMLSchema-instance">
+  <documentManagement/>
+</p:properties>
+</file>
+
+<file path=customXml/item2.xml><?xml version="1.0" encoding="utf-8"?>
+<?mso-contentType ?>
+<FormTemplates xmlns="http://schemas.microsoft.com/sharepoint/v3/contenttype/forms">
+  <Display>DocumentLibraryForm</Display>
+  <Edit>DocumentLibraryForm</Edit>
+  <New>DocumentLibraryForm</New>
+</FormTemplates>
+</file>
+
+<file path=customXml/item3.xml><?xml version="1.0" encoding="utf-8"?>
 <ct:contentTypeSchema xmlns:ct="http://schemas.microsoft.com/office/2006/metadata/contentType" xmlns:ma="http://schemas.microsoft.com/office/2006/metadata/properties/metaAttributes" ct:_="" ma:_="" ma:contentTypeName="Document" ma:contentTypeID="0x010100C9D738FE56F9DD4F818CEE0622FC80C0" ma:contentTypeVersion="0" ma:contentTypeDescription="Create a new document." ma:contentTypeScope="" ma:versionID="c733d375e9f13075cc482d188b8bae2c">
   <xsd:schema xmlns:xsd="http://www.w3.org/2001/XMLSchema" xmlns:p="http://schemas.microsoft.com/office/2006/metadata/properties" targetNamespace="http://schemas.microsoft.com/office/2006/metadata/properties" ma:root="true" ma:fieldsID="4aeb20c0e3442673af7ee10786458764">
     <xsd:element name="properties">
@@ -31892,26 +31825,27 @@
 </ct:contentTypeSchema>
 </file>
 
-<file path=customXml/item2.xml><?xml version="1.0" encoding="utf-8"?>
-<?mso-contentType ?>
-<FormTemplates xmlns="http://schemas.microsoft.com/sharepoint/v3/contenttype/forms">
-  <Display>DocumentLibraryForm</Display>
-  <Edit>DocumentLibraryForm</Edit>
-  <New>DocumentLibraryForm</New>
-</FormTemplates>
-</file>
-
-<file path=customXml/item3.xml><?xml version="1.0" encoding="utf-8"?>
-<p:properties xmlns:p="http://schemas.microsoft.com/office/2006/metadata/properties" xmlns:xsi="http://www.w3.org/2001/XMLSchema-instance">
-  <documentManagement/>
-</p:properties>
-</file>
-
 <file path=customXml/item4.xml><?xml version="1.0" encoding="utf-8"?>
 <b:Sources xmlns:b="http://schemas.openxmlformats.org/officeDocument/2006/bibliography" xmlns="http://schemas.openxmlformats.org/officeDocument/2006/bibliography" SelectedStyle="\APA.XSL" StyleName="APA"/>
 </file>
 
 <file path=customXml/itemProps1.xml><?xml version="1.0" encoding="utf-8"?>
+<ds:datastoreItem xmlns:ds="http://schemas.openxmlformats.org/officeDocument/2006/customXml" ds:itemID="{283A67FA-FB68-40D1-A1FD-BD4AEE599422}">
+  <ds:schemaRefs>
+    <ds:schemaRef ds:uri="http://schemas.microsoft.com/office/2006/metadata/properties"/>
+  </ds:schemaRefs>
+</ds:datastoreItem>
+</file>
+
+<file path=customXml/itemProps2.xml><?xml version="1.0" encoding="utf-8"?>
+<ds:datastoreItem xmlns:ds="http://schemas.openxmlformats.org/officeDocument/2006/customXml" ds:itemID="{9C2CE626-7193-49AD-BC45-D7AF4DFA65A4}">
+  <ds:schemaRefs>
+    <ds:schemaRef ds:uri="http://schemas.microsoft.com/sharepoint/v3/contenttype/forms"/>
+  </ds:schemaRefs>
+</ds:datastoreItem>
+</file>
+
+<file path=customXml/itemProps3.xml><?xml version="1.0" encoding="utf-8"?>
 <ds:datastoreItem xmlns:ds="http://schemas.openxmlformats.org/officeDocument/2006/customXml" ds:itemID="{94CFB702-9C76-4C98-BCB1-FF31686087A1}">
   <ds:schemaRefs>
     <ds:schemaRef ds:uri="http://schemas.microsoft.com/office/2006/metadata/contentType"/>
@@ -31926,22 +31860,6 @@
 </ds:datastoreItem>
 </file>
 
-<file path=customXml/itemProps2.xml><?xml version="1.0" encoding="utf-8"?>
-<ds:datastoreItem xmlns:ds="http://schemas.openxmlformats.org/officeDocument/2006/customXml" ds:itemID="{9C2CE626-7193-49AD-BC45-D7AF4DFA65A4}">
-  <ds:schemaRefs>
-    <ds:schemaRef ds:uri="http://schemas.microsoft.com/sharepoint/v3/contenttype/forms"/>
-  </ds:schemaRefs>
-</ds:datastoreItem>
-</file>
-
-<file path=customXml/itemProps3.xml><?xml version="1.0" encoding="utf-8"?>
-<ds:datastoreItem xmlns:ds="http://schemas.openxmlformats.org/officeDocument/2006/customXml" ds:itemID="{283A67FA-FB68-40D1-A1FD-BD4AEE599422}">
-  <ds:schemaRefs>
-    <ds:schemaRef ds:uri="http://schemas.microsoft.com/office/2006/metadata/properties"/>
-  </ds:schemaRefs>
-</ds:datastoreItem>
-</file>
-
 <file path=customXml/itemProps4.xml><?xml version="1.0" encoding="utf-8"?>
 <ds:datastoreItem xmlns:ds="http://schemas.openxmlformats.org/officeDocument/2006/customXml" ds:itemID="{AEA55EDA-643B-48AC-8B43-AA24E35A425D}">
   <ds:schemaRefs>

--- a/internal_doc/05.测试设计/story/selector/Story-selector测试分析设计.docx
+++ b/internal_doc/05.测试设计/story/selector/Story-selector测试分析设计.docx
@@ -8944,7 +8944,10 @@
         <w:t>{&lt;</w:t>
       </w:r>
       <w:r>
-        <w:pgNum/>
+        <w:rPr>
+          <w:rFonts w:hint="eastAsia"/>
+        </w:rPr>
+        <w:t>f</w:t>
       </w:r>
       <w:r>
         <w:t>ieldname</w:t>
@@ -12045,7 +12048,10 @@
         <w:t>{&lt;</w:t>
       </w:r>
       <w:r>
-        <w:pgNum/>
+        <w:rPr>
+          <w:rFonts w:hint="eastAsia"/>
+        </w:rPr>
+        <w:t>f</w:t>
       </w:r>
       <w:r>
         <w:t>ieldname</w:t>
@@ -31762,21 +31768,6 @@
 </file>
 
 <file path=customXml/item1.xml><?xml version="1.0" encoding="utf-8"?>
-<p:properties xmlns:p="http://schemas.microsoft.com/office/2006/metadata/properties" xmlns:xsi="http://www.w3.org/2001/XMLSchema-instance">
-  <documentManagement/>
-</p:properties>
-</file>
-
-<file path=customXml/item2.xml><?xml version="1.0" encoding="utf-8"?>
-<?mso-contentType ?>
-<FormTemplates xmlns="http://schemas.microsoft.com/sharepoint/v3/contenttype/forms">
-  <Display>DocumentLibraryForm</Display>
-  <Edit>DocumentLibraryForm</Edit>
-  <New>DocumentLibraryForm</New>
-</FormTemplates>
-</file>
-
-<file path=customXml/item3.xml><?xml version="1.0" encoding="utf-8"?>
 <ct:contentTypeSchema xmlns:ct="http://schemas.microsoft.com/office/2006/metadata/contentType" xmlns:ma="http://schemas.microsoft.com/office/2006/metadata/properties/metaAttributes" ct:_="" ma:_="" ma:contentTypeName="Document" ma:contentTypeID="0x010100C9D738FE56F9DD4F818CEE0622FC80C0" ma:contentTypeVersion="0" ma:contentTypeDescription="Create a new document." ma:contentTypeScope="" ma:versionID="c733d375e9f13075cc482d188b8bae2c">
   <xsd:schema xmlns:xsd="http://www.w3.org/2001/XMLSchema" xmlns:p="http://schemas.microsoft.com/office/2006/metadata/properties" targetNamespace="http://schemas.microsoft.com/office/2006/metadata/properties" ma:root="true" ma:fieldsID="4aeb20c0e3442673af7ee10786458764">
     <xsd:element name="properties">
@@ -31825,27 +31816,26 @@
 </ct:contentTypeSchema>
 </file>
 
+<file path=customXml/item2.xml><?xml version="1.0" encoding="utf-8"?>
+<?mso-contentType ?>
+<FormTemplates xmlns="http://schemas.microsoft.com/sharepoint/v3/contenttype/forms">
+  <Display>DocumentLibraryForm</Display>
+  <Edit>DocumentLibraryForm</Edit>
+  <New>DocumentLibraryForm</New>
+</FormTemplates>
+</file>
+
+<file path=customXml/item3.xml><?xml version="1.0" encoding="utf-8"?>
+<p:properties xmlns:p="http://schemas.microsoft.com/office/2006/metadata/properties" xmlns:xsi="http://www.w3.org/2001/XMLSchema-instance">
+  <documentManagement/>
+</p:properties>
+</file>
+
 <file path=customXml/item4.xml><?xml version="1.0" encoding="utf-8"?>
 <b:Sources xmlns:b="http://schemas.openxmlformats.org/officeDocument/2006/bibliography" xmlns="http://schemas.openxmlformats.org/officeDocument/2006/bibliography" SelectedStyle="\APA.XSL" StyleName="APA"/>
 </file>
 
 <file path=customXml/itemProps1.xml><?xml version="1.0" encoding="utf-8"?>
-<ds:datastoreItem xmlns:ds="http://schemas.openxmlformats.org/officeDocument/2006/customXml" ds:itemID="{283A67FA-FB68-40D1-A1FD-BD4AEE599422}">
-  <ds:schemaRefs>
-    <ds:schemaRef ds:uri="http://schemas.microsoft.com/office/2006/metadata/properties"/>
-  </ds:schemaRefs>
-</ds:datastoreItem>
-</file>
-
-<file path=customXml/itemProps2.xml><?xml version="1.0" encoding="utf-8"?>
-<ds:datastoreItem xmlns:ds="http://schemas.openxmlformats.org/officeDocument/2006/customXml" ds:itemID="{9C2CE626-7193-49AD-BC45-D7AF4DFA65A4}">
-  <ds:schemaRefs>
-    <ds:schemaRef ds:uri="http://schemas.microsoft.com/sharepoint/v3/contenttype/forms"/>
-  </ds:schemaRefs>
-</ds:datastoreItem>
-</file>
-
-<file path=customXml/itemProps3.xml><?xml version="1.0" encoding="utf-8"?>
 <ds:datastoreItem xmlns:ds="http://schemas.openxmlformats.org/officeDocument/2006/customXml" ds:itemID="{94CFB702-9C76-4C98-BCB1-FF31686087A1}">
   <ds:schemaRefs>
     <ds:schemaRef ds:uri="http://schemas.microsoft.com/office/2006/metadata/contentType"/>
@@ -31860,6 +31850,22 @@
 </ds:datastoreItem>
 </file>
 
+<file path=customXml/itemProps2.xml><?xml version="1.0" encoding="utf-8"?>
+<ds:datastoreItem xmlns:ds="http://schemas.openxmlformats.org/officeDocument/2006/customXml" ds:itemID="{9C2CE626-7193-49AD-BC45-D7AF4DFA65A4}">
+  <ds:schemaRefs>
+    <ds:schemaRef ds:uri="http://schemas.microsoft.com/sharepoint/v3/contenttype/forms"/>
+  </ds:schemaRefs>
+</ds:datastoreItem>
+</file>
+
+<file path=customXml/itemProps3.xml><?xml version="1.0" encoding="utf-8"?>
+<ds:datastoreItem xmlns:ds="http://schemas.openxmlformats.org/officeDocument/2006/customXml" ds:itemID="{283A67FA-FB68-40D1-A1FD-BD4AEE599422}">
+  <ds:schemaRefs>
+    <ds:schemaRef ds:uri="http://schemas.microsoft.com/office/2006/metadata/properties"/>
+  </ds:schemaRefs>
+</ds:datastoreItem>
+</file>
+
 <file path=customXml/itemProps4.xml><?xml version="1.0" encoding="utf-8"?>
 <ds:datastoreItem xmlns:ds="http://schemas.openxmlformats.org/officeDocument/2006/customXml" ds:itemID="{AEA55EDA-643B-48AC-8B43-AA24E35A425D}">
   <ds:schemaRefs>

--- a/internal_doc/05.测试设计/story/selector/Story-selector测试分析设计.docx
+++ b/internal_doc/05.测试设计/story/selector/Story-selector测试分析设计.docx
@@ -4528,174 +4528,6 @@
             </w:pPr>
             <w:r>
               <w:rPr>
-                <w:rFonts w:hint="eastAsia"/>
-                <w:iCs/>
-                <w:noProof/>
-                <w:color w:val="000000"/>
-              </w:rPr>
-              <w:t>字段是否存在</w:t>
-            </w:r>
-          </w:p>
-        </w:tc>
-        <w:tc>
-          <w:tcPr>
-            <w:tcW w:w="2073" w:type="dxa"/>
-          </w:tcPr>
-          <w:p>
-            <w:pPr>
-              <w:rPr>
-                <w:iCs/>
-                <w:color w:val="000000"/>
-              </w:rPr>
-            </w:pPr>
-            <w:r>
-              <w:rPr>
-                <w:rFonts w:hint="eastAsia"/>
-                <w:iCs/>
-                <w:color w:val="000000"/>
-              </w:rPr>
-              <w:t>存在</w:t>
-            </w:r>
-          </w:p>
-        </w:tc>
-        <w:tc>
-          <w:tcPr>
-            <w:tcW w:w="2073" w:type="dxa"/>
-          </w:tcPr>
-          <w:p>
-            <w:pPr>
-              <w:rPr>
-                <w:iCs/>
-                <w:color w:val="000000"/>
-              </w:rPr>
-            </w:pPr>
-            <w:r>
-              <w:rPr>
-                <w:rFonts w:hint="eastAsia"/>
-                <w:iCs/>
-                <w:color w:val="000000"/>
-              </w:rPr>
-              <w:t>不存在</w:t>
-            </w:r>
-          </w:p>
-        </w:tc>
-        <w:tc>
-          <w:tcPr>
-            <w:tcW w:w="1947" w:type="dxa"/>
-          </w:tcPr>
-          <w:p>
-            <w:pPr>
-              <w:rPr>
-                <w:iCs/>
-                <w:color w:val="000000"/>
-              </w:rPr>
-            </w:pPr>
-          </w:p>
-        </w:tc>
-      </w:tr>
-      <w:tr>
-        <w:tc>
-          <w:tcPr>
-            <w:tcW w:w="2009" w:type="dxa"/>
-          </w:tcPr>
-          <w:p>
-            <w:pPr>
-              <w:rPr>
-                <w:iCs/>
-                <w:noProof/>
-                <w:color w:val="000000"/>
-              </w:rPr>
-            </w:pPr>
-            <w:r>
-              <w:rPr>
-                <w:rFonts w:hint="eastAsia"/>
-                <w:iCs/>
-                <w:noProof/>
-                <w:color w:val="000000"/>
-              </w:rPr>
-              <w:t>字段类型</w:t>
-            </w:r>
-          </w:p>
-        </w:tc>
-        <w:tc>
-          <w:tcPr>
-            <w:tcW w:w="2073" w:type="dxa"/>
-          </w:tcPr>
-          <w:p>
-            <w:pPr>
-              <w:rPr>
-                <w:iCs/>
-                <w:color w:val="000000"/>
-              </w:rPr>
-            </w:pPr>
-            <w:r>
-              <w:rPr>
-                <w:rFonts w:hint="eastAsia"/>
-                <w:iCs/>
-                <w:color w:val="000000"/>
-              </w:rPr>
-              <w:t>普通字段</w:t>
-            </w:r>
-          </w:p>
-        </w:tc>
-        <w:tc>
-          <w:tcPr>
-            <w:tcW w:w="2073" w:type="dxa"/>
-          </w:tcPr>
-          <w:p>
-            <w:pPr>
-              <w:rPr>
-                <w:iCs/>
-                <w:color w:val="000000"/>
-              </w:rPr>
-            </w:pPr>
-            <w:r>
-              <w:rPr>
-                <w:rFonts w:hint="eastAsia"/>
-                <w:iCs/>
-                <w:color w:val="000000"/>
-              </w:rPr>
-              <w:t>分区键字段</w:t>
-            </w:r>
-          </w:p>
-        </w:tc>
-        <w:tc>
-          <w:tcPr>
-            <w:tcW w:w="1947" w:type="dxa"/>
-          </w:tcPr>
-          <w:p>
-            <w:pPr>
-              <w:rPr>
-                <w:iCs/>
-                <w:color w:val="000000"/>
-              </w:rPr>
-            </w:pPr>
-            <w:r>
-              <w:rPr>
-                <w:rFonts w:hint="eastAsia"/>
-                <w:iCs/>
-                <w:color w:val="000000"/>
-              </w:rPr>
-              <w:t>索引字段</w:t>
-            </w:r>
-          </w:p>
-        </w:tc>
-      </w:tr>
-      <w:tr>
-        <w:tc>
-          <w:tcPr>
-            <w:tcW w:w="2009" w:type="dxa"/>
-          </w:tcPr>
-          <w:p>
-            <w:pPr>
-              <w:rPr>
-                <w:iCs/>
-                <w:noProof/>
-                <w:color w:val="000000"/>
-              </w:rPr>
-            </w:pPr>
-            <w:r>
-              <w:rPr>
                 <w:iCs/>
                 <w:noProof/>
                 <w:color w:val="000000"/>
@@ -5373,12 +5205,29 @@
             </w:pPr>
             <w:r>
               <w:rPr>
-                <w:rFonts w:hint="eastAsia"/>
-                <w:iCs/>
-                <w:noProof/>
-                <w:color w:val="000000"/>
-              </w:rPr>
-              <w:t>字段是否存在</w:t>
+                <w:iCs/>
+                <w:noProof/>
+                <w:color w:val="000000"/>
+              </w:rPr>
+              <w:t>V</w:t>
+            </w:r>
+            <w:r>
+              <w:rPr>
+                <w:rFonts w:hint="eastAsia"/>
+                <w:iCs/>
+                <w:noProof/>
+                <w:color w:val="000000"/>
+              </w:rPr>
+              <w:t>alue</w:t>
+            </w:r>
+            <w:r>
+              <w:rPr>
+                <w:rFonts w:hint="eastAsia"/>
+                <w:iCs/>
+                <w:noProof/>
+                <w:color w:val="000000"/>
+              </w:rPr>
+              <w:t>取值类型</w:t>
             </w:r>
           </w:p>
         </w:tc>
@@ -5396,10 +5245,8 @@
             <w:r>
               <w:rPr>
                 <w:rFonts w:hint="eastAsia"/>
-                <w:iCs/>
-                <w:color w:val="000000"/>
-              </w:rPr>
-              <w:t>存在</w:t>
+              </w:rPr>
+              <w:t>ALL</w:t>
             </w:r>
           </w:p>
         </w:tc>
@@ -5414,14 +5261,6 @@
                 <w:color w:val="000000"/>
               </w:rPr>
             </w:pPr>
-            <w:r>
-              <w:rPr>
-                <w:rFonts w:hint="eastAsia"/>
-                <w:iCs/>
-                <w:color w:val="000000"/>
-              </w:rPr>
-              <w:t>不存在</w:t>
-            </w:r>
           </w:p>
         </w:tc>
         <w:tc>
@@ -5447,35 +5286,16 @@
             <w:pPr>
               <w:rPr>
                 <w:iCs/>
-                <w:noProof/>
-                <w:color w:val="000000"/>
-              </w:rPr>
-            </w:pPr>
-            <w:r>
-              <w:rPr>
-                <w:iCs/>
-                <w:noProof/>
-                <w:color w:val="000000"/>
-              </w:rPr>
-              <w:t>V</w:t>
-            </w:r>
-            <w:r>
-              <w:rPr>
-                <w:rFonts w:hint="eastAsia"/>
-                <w:iCs/>
-                <w:noProof/>
-                <w:color w:val="000000"/>
-              </w:rPr>
-              <w:t>alue</w:t>
-            </w:r>
-            <w:r>
-              <w:rPr>
-                <w:rFonts w:hint="eastAsia"/>
-                <w:iCs/>
-                <w:noProof/>
-                <w:color w:val="000000"/>
-              </w:rPr>
-              <w:t>取值类型</w:t>
+                <w:color w:val="000000"/>
+              </w:rPr>
+            </w:pPr>
+            <w:r>
+              <w:rPr>
+                <w:rFonts w:hint="eastAsia"/>
+                <w:iCs/>
+                <w:color w:val="000000"/>
+              </w:rPr>
+              <w:t>字段是否存在</w:t>
             </w:r>
           </w:p>
         </w:tc>
@@ -5493,8 +5313,10 @@
             <w:r>
               <w:rPr>
                 <w:rFonts w:hint="eastAsia"/>
-              </w:rPr>
-              <w:t>ALL</w:t>
+                <w:iCs/>
+                <w:color w:val="000000"/>
+              </w:rPr>
+              <w:t>存在</w:t>
             </w:r>
           </w:p>
         </w:tc>
@@ -5509,98 +5331,13 @@
                 <w:color w:val="000000"/>
               </w:rPr>
             </w:pPr>
-          </w:p>
-        </w:tc>
-        <w:tc>
-          <w:tcPr>
-            <w:tcW w:w="1947" w:type="dxa"/>
-          </w:tcPr>
-          <w:p>
-            <w:pPr>
-              <w:rPr>
-                <w:iCs/>
-                <w:color w:val="000000"/>
-              </w:rPr>
-            </w:pPr>
-          </w:p>
-        </w:tc>
-      </w:tr>
-      <w:tr>
-        <w:tc>
-          <w:tcPr>
-            <w:tcW w:w="2009" w:type="dxa"/>
-          </w:tcPr>
-          <w:p>
-            <w:pPr>
-              <w:rPr>
-                <w:iCs/>
-                <w:color w:val="000000"/>
-              </w:rPr>
-            </w:pPr>
-            <w:r>
-              <w:rPr>
-                <w:rFonts w:hint="eastAsia"/>
-                <w:iCs/>
-                <w:color w:val="000000"/>
-              </w:rPr>
-              <w:t>参数校验（无效参数）</w:t>
-            </w:r>
-          </w:p>
-        </w:tc>
-        <w:tc>
-          <w:tcPr>
-            <w:tcW w:w="2073" w:type="dxa"/>
-          </w:tcPr>
-          <w:p>
-            <w:pPr>
-              <w:rPr>
-                <w:iCs/>
-                <w:color w:val="000000"/>
-              </w:rPr>
-            </w:pPr>
-            <w:r>
-              <w:rPr>
-                <w:iCs/>
-                <w:color w:val="000000"/>
-              </w:rPr>
-              <w:t>V</w:t>
-            </w:r>
-            <w:r>
-              <w:rPr>
-                <w:rFonts w:hint="eastAsia"/>
-                <w:iCs/>
-                <w:color w:val="000000"/>
-              </w:rPr>
-              <w:t>alue</w:t>
-            </w:r>
-            <w:r>
-              <w:rPr>
-                <w:rFonts w:hint="eastAsia"/>
-                <w:iCs/>
-                <w:color w:val="000000"/>
-              </w:rPr>
-              <w:t>为空</w:t>
-            </w:r>
-          </w:p>
-        </w:tc>
-        <w:tc>
-          <w:tcPr>
-            <w:tcW w:w="2073" w:type="dxa"/>
-          </w:tcPr>
-          <w:p>
-            <w:pPr>
-              <w:rPr>
-                <w:iCs/>
-                <w:color w:val="000000"/>
-              </w:rPr>
-            </w:pPr>
-            <w:r>
-              <w:rPr>
-                <w:rFonts w:hint="eastAsia"/>
-                <w:iCs/>
-                <w:color w:val="000000"/>
-              </w:rPr>
-              <w:t>格式错误（少参数或多参数）</w:t>
+            <w:r>
+              <w:rPr>
+                <w:rFonts w:hint="eastAsia"/>
+                <w:iCs/>
+                <w:color w:val="000000"/>
+              </w:rPr>
+              <w:t>不存在</w:t>
             </w:r>
           </w:p>
         </w:tc>
@@ -5870,7 +5607,19 @@
         <w:t>:</w:t>
       </w:r>
       <w:r>
+        <w:rPr>
+          <w:rFonts w:hint="eastAsia"/>
+        </w:rPr>
+        <w:t>{&lt;element&gt;:&lt;</w:t>
+      </w:r>
+      <w:r>
         <w:t>Value&gt;</w:t>
+      </w:r>
+      <w:r>
+        <w:rPr>
+          <w:rFonts w:hint="eastAsia"/>
+        </w:rPr>
+        <w:t>}</w:t>
       </w:r>
       <w:r>
         <w:rPr>
@@ -5896,6 +5645,7 @@
         <w:rPr>
           <w:rFonts w:hint="eastAsia"/>
         </w:rPr>
+        <w:lastRenderedPageBreak/>
         <w:t>测试分析：</w:t>
       </w:r>
     </w:p>
@@ -6152,19 +5902,20 @@
           <w:p>
             <w:pPr>
               <w:rPr>
-                <w:iCs/>
-                <w:noProof/>
-                <w:color w:val="000000"/>
-              </w:rPr>
-            </w:pPr>
-            <w:r>
-              <w:rPr>
-                <w:rFonts w:hint="eastAsia"/>
-                <w:iCs/>
-                <w:noProof/>
-                <w:color w:val="000000"/>
-              </w:rPr>
-              <w:t>字段是否存在</w:t>
+                <w:rFonts w:hint="eastAsia"/>
+                <w:iCs/>
+                <w:noProof/>
+                <w:color w:val="000000"/>
+              </w:rPr>
+            </w:pPr>
+            <w:r>
+              <w:rPr>
+                <w:rFonts w:hint="eastAsia"/>
+                <w:iCs/>
+                <w:noProof/>
+                <w:color w:val="000000"/>
+              </w:rPr>
+              <w:t>目标字段类型</w:t>
             </w:r>
           </w:p>
         </w:tc>
@@ -6175,17 +5926,18 @@
           <w:p>
             <w:pPr>
               <w:rPr>
-                <w:iCs/>
-                <w:color w:val="000000"/>
-              </w:rPr>
-            </w:pPr>
-            <w:r>
-              <w:rPr>
-                <w:rFonts w:hint="eastAsia"/>
-                <w:iCs/>
-                <w:color w:val="000000"/>
-              </w:rPr>
-              <w:t>存在</w:t>
+                <w:rFonts w:hint="eastAsia"/>
+                <w:iCs/>
+                <w:color w:val="000000"/>
+              </w:rPr>
+            </w:pPr>
+            <w:r>
+              <w:rPr>
+                <w:rFonts w:hint="eastAsia"/>
+                <w:iCs/>
+                <w:color w:val="000000"/>
+              </w:rPr>
+              <w:t>数组</w:t>
             </w:r>
           </w:p>
         </w:tc>
@@ -6196,17 +5948,18 @@
           <w:p>
             <w:pPr>
               <w:rPr>
-                <w:iCs/>
-                <w:color w:val="000000"/>
-              </w:rPr>
-            </w:pPr>
-            <w:r>
-              <w:rPr>
-                <w:rFonts w:hint="eastAsia"/>
-                <w:iCs/>
-                <w:color w:val="000000"/>
-              </w:rPr>
-              <w:t>不存在</w:t>
+                <w:rFonts w:hint="eastAsia"/>
+                <w:iCs/>
+                <w:color w:val="000000"/>
+              </w:rPr>
+            </w:pPr>
+            <w:r>
+              <w:rPr>
+                <w:rFonts w:hint="eastAsia"/>
+                <w:iCs/>
+                <w:color w:val="000000"/>
+              </w:rPr>
+              <w:t>非数组</w:t>
             </w:r>
           </w:p>
         </w:tc>
@@ -6228,23 +5981,41 @@
         <w:tc>
           <w:tcPr>
             <w:tcW w:w="2009" w:type="dxa"/>
-          </w:tcPr>
-          <w:p>
-            <w:pPr>
-              <w:rPr>
-                <w:iCs/>
-                <w:noProof/>
-                <w:color w:val="000000"/>
-              </w:rPr>
-            </w:pPr>
-            <w:r>
-              <w:rPr>
-                <w:rFonts w:hint="eastAsia"/>
-                <w:iCs/>
-                <w:noProof/>
-                <w:color w:val="000000"/>
-              </w:rPr>
-              <w:t>字段值是否存在</w:t>
+            <w:vMerge w:val="restart"/>
+          </w:tcPr>
+          <w:p>
+            <w:pPr>
+              <w:rPr>
+                <w:iCs/>
+                <w:noProof/>
+                <w:color w:val="000000"/>
+              </w:rPr>
+            </w:pPr>
+            <w:r>
+              <w:rPr>
+                <w:iCs/>
+                <w:noProof/>
+                <w:color w:val="000000"/>
+              </w:rPr>
+              <w:t>V</w:t>
+            </w:r>
+            <w:r>
+              <w:rPr>
+                <w:rFonts w:hint="eastAsia"/>
+                <w:iCs/>
+                <w:noProof/>
+                <w:color w:val="000000"/>
+              </w:rPr>
+              <w:t>alue</w:t>
+            </w:r>
+            <w:r>
+              <w:rPr>
+                <w:rFonts w:hint="eastAsia"/>
+                <w:iCs/>
+                <w:noProof/>
+                <w:color w:val="000000"/>
+              </w:rPr>
+              <w:t>数据类型</w:t>
             </w:r>
           </w:p>
         </w:tc>
@@ -6262,10 +6033,8 @@
             <w:r>
               <w:rPr>
                 <w:rFonts w:hint="eastAsia"/>
-                <w:iCs/>
-                <w:color w:val="000000"/>
-              </w:rPr>
-              <w:t>存在</w:t>
+              </w:rPr>
+              <w:t>int</w:t>
             </w:r>
           </w:p>
         </w:tc>
@@ -6286,7 +6055,7 @@
                 <w:iCs/>
                 <w:color w:val="000000"/>
               </w:rPr>
-              <w:t>不存在</w:t>
+              <w:t>obj</w:t>
             </w:r>
           </w:p>
         </w:tc>
@@ -6301,6 +6070,14 @@
                 <w:color w:val="000000"/>
               </w:rPr>
             </w:pPr>
+            <w:r>
+              <w:rPr>
+                <w:rFonts w:hint="eastAsia"/>
+                <w:iCs/>
+                <w:color w:val="000000"/>
+              </w:rPr>
+              <w:t>string</w:t>
+            </w:r>
           </w:p>
         </w:tc>
       </w:tr>
@@ -6308,50 +6085,16 @@
         <w:tc>
           <w:tcPr>
             <w:tcW w:w="2009" w:type="dxa"/>
-          </w:tcPr>
-          <w:p>
-            <w:pPr>
-              <w:rPr>
-                <w:iCs/>
-                <w:noProof/>
-                <w:color w:val="000000"/>
-              </w:rPr>
-            </w:pPr>
-            <w:r>
-              <w:rPr>
-                <w:iCs/>
-                <w:noProof/>
-                <w:color w:val="000000"/>
-              </w:rPr>
-              <w:t>V</w:t>
-            </w:r>
-            <w:r>
-              <w:rPr>
-                <w:rFonts w:hint="eastAsia"/>
-                <w:iCs/>
-                <w:noProof/>
-                <w:color w:val="000000"/>
-              </w:rPr>
-              <w:t>alue</w:t>
-            </w:r>
-            <w:r>
-              <w:rPr>
-                <w:rFonts w:hint="eastAsia"/>
-                <w:iCs/>
-                <w:noProof/>
-                <w:color w:val="000000"/>
-              </w:rPr>
-              <w:t>数据</w:t>
-            </w:r>
-            <w:r>
-              <w:rPr>
-                <w:rFonts w:hint="eastAsia"/>
-                <w:iCs/>
-                <w:noProof/>
-                <w:color w:val="000000"/>
-              </w:rPr>
-              <w:t>类型</w:t>
-            </w:r>
+            <w:vMerge/>
+          </w:tcPr>
+          <w:p>
+            <w:pPr>
+              <w:rPr>
+                <w:iCs/>
+                <w:noProof/>
+                <w:color w:val="000000"/>
+              </w:rPr>
+            </w:pPr>
           </w:p>
         </w:tc>
         <w:tc>
@@ -6361,15 +6104,20 @@
           <w:p>
             <w:pPr>
               <w:rPr>
-                <w:iCs/>
-                <w:color w:val="000000"/>
-              </w:rPr>
-            </w:pPr>
-            <w:r>
-              <w:rPr>
-                <w:rFonts w:hint="eastAsia"/>
-              </w:rPr>
-              <w:t>int</w:t>
+                <w:rFonts w:hint="eastAsia"/>
+              </w:rPr>
+            </w:pPr>
+            <w:r>
+              <w:rPr>
+                <w:rFonts w:hint="eastAsia"/>
+              </w:rPr>
+              <w:t>其他，如</w:t>
+            </w:r>
+            <w:r>
+              <w:rPr>
+                <w:rFonts w:hint="eastAsia"/>
+              </w:rPr>
+              <w:t>regex</w:t>
             </w:r>
           </w:p>
         </w:tc>
@@ -6380,18 +6128,11 @@
           <w:p>
             <w:pPr>
               <w:rPr>
-                <w:iCs/>
-                <w:color w:val="000000"/>
-              </w:rPr>
-            </w:pPr>
-            <w:r>
-              <w:rPr>
-                <w:rFonts w:hint="eastAsia"/>
-                <w:iCs/>
-                <w:color w:val="000000"/>
-              </w:rPr>
-              <w:t>obj</w:t>
-            </w:r>
+                <w:rFonts w:hint="eastAsia"/>
+                <w:iCs/>
+                <w:color w:val="000000"/>
+              </w:rPr>
+            </w:pPr>
           </w:p>
         </w:tc>
         <w:tc>
@@ -6401,18 +6142,11 @@
           <w:p>
             <w:pPr>
               <w:rPr>
-                <w:iCs/>
-                <w:color w:val="000000"/>
-              </w:rPr>
-            </w:pPr>
-            <w:r>
-              <w:rPr>
-                <w:rFonts w:hint="eastAsia"/>
-                <w:iCs/>
-                <w:color w:val="000000"/>
-              </w:rPr>
-              <w:t>string</w:t>
-            </w:r>
+                <w:rFonts w:hint="eastAsia"/>
+                <w:iCs/>
+                <w:color w:val="000000"/>
+              </w:rPr>
+            </w:pPr>
           </w:p>
         </w:tc>
       </w:tr>
@@ -6425,16 +6159,18 @@
             <w:pPr>
               <w:rPr>
                 <w:iCs/>
-                <w:color w:val="000000"/>
-              </w:rPr>
-            </w:pPr>
-            <w:r>
-              <w:rPr>
-                <w:rFonts w:hint="eastAsia"/>
-                <w:iCs/>
-                <w:color w:val="000000"/>
-              </w:rPr>
-              <w:t>参数校验（无效参数）</w:t>
+                <w:noProof/>
+                <w:color w:val="000000"/>
+              </w:rPr>
+            </w:pPr>
+            <w:r>
+              <w:rPr>
+                <w:rFonts w:hint="eastAsia"/>
+                <w:iCs/>
+                <w:noProof/>
+                <w:color w:val="000000"/>
+              </w:rPr>
+              <w:t>字段是否存在</w:t>
             </w:r>
           </w:p>
         </w:tc>
@@ -6451,7 +6187,150 @@
             </w:pPr>
             <w:r>
               <w:rPr>
-                <w:iCs/>
+                <w:rFonts w:hint="eastAsia"/>
+                <w:iCs/>
+                <w:color w:val="000000"/>
+              </w:rPr>
+              <w:t>存在</w:t>
+            </w:r>
+          </w:p>
+        </w:tc>
+        <w:tc>
+          <w:tcPr>
+            <w:tcW w:w="2073" w:type="dxa"/>
+          </w:tcPr>
+          <w:p>
+            <w:pPr>
+              <w:rPr>
+                <w:iCs/>
+                <w:color w:val="000000"/>
+              </w:rPr>
+            </w:pPr>
+            <w:r>
+              <w:rPr>
+                <w:rFonts w:hint="eastAsia"/>
+                <w:iCs/>
+                <w:color w:val="000000"/>
+              </w:rPr>
+              <w:t>不存在</w:t>
+            </w:r>
+          </w:p>
+        </w:tc>
+        <w:tc>
+          <w:tcPr>
+            <w:tcW w:w="1947" w:type="dxa"/>
+          </w:tcPr>
+          <w:p>
+            <w:pPr>
+              <w:rPr>
+                <w:iCs/>
+                <w:color w:val="000000"/>
+              </w:rPr>
+            </w:pPr>
+          </w:p>
+        </w:tc>
+      </w:tr>
+      <w:tr>
+        <w:tc>
+          <w:tcPr>
+            <w:tcW w:w="2009" w:type="dxa"/>
+          </w:tcPr>
+          <w:p>
+            <w:pPr>
+              <w:rPr>
+                <w:rFonts w:hint="eastAsia"/>
+                <w:iCs/>
+                <w:noProof/>
+                <w:color w:val="000000"/>
+              </w:rPr>
+            </w:pPr>
+            <w:r>
+              <w:rPr>
+                <w:rFonts w:hint="eastAsia"/>
+                <w:iCs/>
+                <w:noProof/>
+                <w:color w:val="000000"/>
+              </w:rPr>
+              <w:t>元素是否存在</w:t>
+            </w:r>
+          </w:p>
+        </w:tc>
+        <w:tc>
+          <w:tcPr>
+            <w:tcW w:w="2073" w:type="dxa"/>
+          </w:tcPr>
+          <w:p>
+            <w:pPr>
+              <w:rPr>
+                <w:rFonts w:hint="eastAsia"/>
+                <w:iCs/>
+                <w:color w:val="000000"/>
+              </w:rPr>
+            </w:pPr>
+            <w:r>
+              <w:rPr>
+                <w:rFonts w:hint="eastAsia"/>
+                <w:iCs/>
+                <w:color w:val="000000"/>
+              </w:rPr>
+              <w:t>存在</w:t>
+            </w:r>
+          </w:p>
+        </w:tc>
+        <w:tc>
+          <w:tcPr>
+            <w:tcW w:w="2073" w:type="dxa"/>
+          </w:tcPr>
+          <w:p>
+            <w:pPr>
+              <w:rPr>
+                <w:rFonts w:hint="eastAsia"/>
+                <w:iCs/>
+                <w:color w:val="000000"/>
+              </w:rPr>
+            </w:pPr>
+            <w:r>
+              <w:rPr>
+                <w:rFonts w:hint="eastAsia"/>
+                <w:iCs/>
+                <w:color w:val="000000"/>
+              </w:rPr>
+              <w:t>不存在</w:t>
+            </w:r>
+          </w:p>
+        </w:tc>
+        <w:tc>
+          <w:tcPr>
+            <w:tcW w:w="1947" w:type="dxa"/>
+          </w:tcPr>
+          <w:p>
+            <w:pPr>
+              <w:rPr>
+                <w:iCs/>
+                <w:color w:val="000000"/>
+              </w:rPr>
+            </w:pPr>
+          </w:p>
+        </w:tc>
+      </w:tr>
+      <w:tr>
+        <w:tc>
+          <w:tcPr>
+            <w:tcW w:w="2009" w:type="dxa"/>
+          </w:tcPr>
+          <w:p>
+            <w:pPr>
+              <w:rPr>
+                <w:rFonts w:hint="eastAsia"/>
+                <w:iCs/>
+                <w:noProof/>
+                <w:color w:val="000000"/>
+              </w:rPr>
+            </w:pPr>
+            <w:r>
+              <w:rPr>
+                <w:iCs/>
+                <w:noProof/>
                 <w:color w:val="000000"/>
               </w:rPr>
               <w:t>V</w:t>
@@ -6460,6 +6339,7 @@
               <w:rPr>
                 <w:rFonts w:hint="eastAsia"/>
                 <w:iCs/>
+                <w:noProof/>
                 <w:color w:val="000000"/>
               </w:rPr>
               <w:t>alue</w:t>
@@ -6468,9 +6348,10 @@
               <w:rPr>
                 <w:rFonts w:hint="eastAsia"/>
                 <w:iCs/>
-                <w:color w:val="000000"/>
-              </w:rPr>
-              <w:t>为空</w:t>
+                <w:noProof/>
+                <w:color w:val="000000"/>
+              </w:rPr>
+              <w:t>是否存在</w:t>
             </w:r>
           </w:p>
         </w:tc>
@@ -6481,17 +6362,40 @@
           <w:p>
             <w:pPr>
               <w:rPr>
-                <w:iCs/>
-                <w:color w:val="000000"/>
-              </w:rPr>
-            </w:pPr>
-            <w:r>
-              <w:rPr>
-                <w:rFonts w:hint="eastAsia"/>
-                <w:iCs/>
-                <w:color w:val="000000"/>
-              </w:rPr>
-              <w:t>格式错误（少参数或多参数）</w:t>
+                <w:rFonts w:hint="eastAsia"/>
+                <w:iCs/>
+                <w:color w:val="000000"/>
+              </w:rPr>
+            </w:pPr>
+            <w:r>
+              <w:rPr>
+                <w:rFonts w:hint="eastAsia"/>
+                <w:iCs/>
+                <w:color w:val="000000"/>
+              </w:rPr>
+              <w:t>存在</w:t>
+            </w:r>
+          </w:p>
+        </w:tc>
+        <w:tc>
+          <w:tcPr>
+            <w:tcW w:w="2073" w:type="dxa"/>
+          </w:tcPr>
+          <w:p>
+            <w:pPr>
+              <w:rPr>
+                <w:rFonts w:hint="eastAsia"/>
+                <w:iCs/>
+                <w:color w:val="000000"/>
+              </w:rPr>
+            </w:pPr>
+            <w:r>
+              <w:rPr>
+                <w:rFonts w:hint="eastAsia"/>
+                <w:iCs/>
+                <w:color w:val="000000"/>
+              </w:rPr>
+              <w:t>不存在</w:t>
             </w:r>
           </w:p>
         </w:tc>
@@ -6590,7 +6494,28 @@
         <w:t>:</w:t>
       </w:r>
       <w:r>
+        <w:rPr>
+          <w:rFonts w:hint="eastAsia"/>
+        </w:rPr>
+        <w:t xml:space="preserve"> </w:t>
+      </w:r>
+      <w:r>
+        <w:rPr>
+          <w:rFonts w:hint="eastAsia"/>
+        </w:rPr>
+        <w:t>{&lt;element&gt;:&lt;</w:t>
+      </w:r>
+      <w:r>
         <w:t>Value&gt;</w:t>
+      </w:r>
+      <w:r>
+        <w:rPr>
+          <w:rFonts w:hint="eastAsia"/>
+        </w:rPr>
+        <w:t>}</w:t>
+      </w:r>
+      <w:r>
+        <w:t>&gt;</w:t>
       </w:r>
       <w:r>
         <w:rPr>
@@ -6659,7 +6584,7 @@
                 <w:color w:val="000000"/>
               </w:rPr>
               <w:pict>
-                <v:shape id="_x0000_s1033" type="#_x0000_t32" style="position:absolute;left:0;text-align:left;margin-left:-3pt;margin-top:1.1pt;width:97.5pt;height:27pt;z-index:251672576" o:connectortype="straight"/>
+                <v:shape id="_x0000_s1059" type="#_x0000_t32" style="position:absolute;left:0;text-align:left;margin-left:-3pt;margin-top:1.1pt;width:97.5pt;height:27pt;z-index:251721728" o:connectortype="straight"/>
               </w:pict>
             </w:r>
             <w:r>
@@ -6872,19 +6797,20 @@
           <w:p>
             <w:pPr>
               <w:rPr>
-                <w:iCs/>
-                <w:noProof/>
-                <w:color w:val="000000"/>
-              </w:rPr>
-            </w:pPr>
-            <w:r>
-              <w:rPr>
-                <w:rFonts w:hint="eastAsia"/>
-                <w:iCs/>
-                <w:noProof/>
-                <w:color w:val="000000"/>
-              </w:rPr>
-              <w:t>字段是否存在</w:t>
+                <w:rFonts w:hint="eastAsia"/>
+                <w:iCs/>
+                <w:noProof/>
+                <w:color w:val="000000"/>
+              </w:rPr>
+            </w:pPr>
+            <w:r>
+              <w:rPr>
+                <w:rFonts w:hint="eastAsia"/>
+                <w:iCs/>
+                <w:noProof/>
+                <w:color w:val="000000"/>
+              </w:rPr>
+              <w:t>目标字段类型</w:t>
             </w:r>
           </w:p>
         </w:tc>
@@ -6895,17 +6821,18 @@
           <w:p>
             <w:pPr>
               <w:rPr>
-                <w:iCs/>
-                <w:color w:val="000000"/>
-              </w:rPr>
-            </w:pPr>
-            <w:r>
-              <w:rPr>
-                <w:rFonts w:hint="eastAsia"/>
-                <w:iCs/>
-                <w:color w:val="000000"/>
-              </w:rPr>
-              <w:t>存在</w:t>
+                <w:rFonts w:hint="eastAsia"/>
+                <w:iCs/>
+                <w:color w:val="000000"/>
+              </w:rPr>
+            </w:pPr>
+            <w:r>
+              <w:rPr>
+                <w:rFonts w:hint="eastAsia"/>
+                <w:iCs/>
+                <w:color w:val="000000"/>
+              </w:rPr>
+              <w:t>数组</w:t>
             </w:r>
           </w:p>
         </w:tc>
@@ -6916,17 +6843,18 @@
           <w:p>
             <w:pPr>
               <w:rPr>
-                <w:iCs/>
-                <w:color w:val="000000"/>
-              </w:rPr>
-            </w:pPr>
-            <w:r>
-              <w:rPr>
-                <w:rFonts w:hint="eastAsia"/>
-                <w:iCs/>
-                <w:color w:val="000000"/>
-              </w:rPr>
-              <w:t>不存在</w:t>
+                <w:rFonts w:hint="eastAsia"/>
+                <w:iCs/>
+                <w:color w:val="000000"/>
+              </w:rPr>
+            </w:pPr>
+            <w:r>
+              <w:rPr>
+                <w:rFonts w:hint="eastAsia"/>
+                <w:iCs/>
+                <w:color w:val="000000"/>
+              </w:rPr>
+              <w:t>非数组</w:t>
             </w:r>
           </w:p>
         </w:tc>
@@ -6948,23 +6876,41 @@
         <w:tc>
           <w:tcPr>
             <w:tcW w:w="2009" w:type="dxa"/>
-          </w:tcPr>
-          <w:p>
-            <w:pPr>
-              <w:rPr>
-                <w:iCs/>
-                <w:noProof/>
-                <w:color w:val="000000"/>
-              </w:rPr>
-            </w:pPr>
-            <w:r>
-              <w:rPr>
-                <w:rFonts w:hint="eastAsia"/>
-                <w:iCs/>
-                <w:noProof/>
-                <w:color w:val="000000"/>
-              </w:rPr>
-              <w:t>字段值是否存在</w:t>
+            <w:vMerge w:val="restart"/>
+          </w:tcPr>
+          <w:p>
+            <w:pPr>
+              <w:rPr>
+                <w:iCs/>
+                <w:noProof/>
+                <w:color w:val="000000"/>
+              </w:rPr>
+            </w:pPr>
+            <w:r>
+              <w:rPr>
+                <w:iCs/>
+                <w:noProof/>
+                <w:color w:val="000000"/>
+              </w:rPr>
+              <w:t>V</w:t>
+            </w:r>
+            <w:r>
+              <w:rPr>
+                <w:rFonts w:hint="eastAsia"/>
+                <w:iCs/>
+                <w:noProof/>
+                <w:color w:val="000000"/>
+              </w:rPr>
+              <w:t>alue</w:t>
+            </w:r>
+            <w:r>
+              <w:rPr>
+                <w:rFonts w:hint="eastAsia"/>
+                <w:iCs/>
+                <w:noProof/>
+                <w:color w:val="000000"/>
+              </w:rPr>
+              <w:t>数据类型</w:t>
             </w:r>
           </w:p>
         </w:tc>
@@ -6982,10 +6928,8 @@
             <w:r>
               <w:rPr>
                 <w:rFonts w:hint="eastAsia"/>
-                <w:iCs/>
-                <w:color w:val="000000"/>
-              </w:rPr>
-              <w:t>存在</w:t>
+              </w:rPr>
+              <w:t>int</w:t>
             </w:r>
           </w:p>
         </w:tc>
@@ -7006,7 +6950,7 @@
                 <w:iCs/>
                 <w:color w:val="000000"/>
               </w:rPr>
-              <w:t>不存在</w:t>
+              <w:t>obj</w:t>
             </w:r>
           </w:p>
         </w:tc>
@@ -7021,6 +6965,14 @@
                 <w:color w:val="000000"/>
               </w:rPr>
             </w:pPr>
+            <w:r>
+              <w:rPr>
+                <w:rFonts w:hint="eastAsia"/>
+                <w:iCs/>
+                <w:color w:val="000000"/>
+              </w:rPr>
+              <w:t>string</w:t>
+            </w:r>
           </w:p>
         </w:tc>
       </w:tr>
@@ -7028,50 +6980,16 @@
         <w:tc>
           <w:tcPr>
             <w:tcW w:w="2009" w:type="dxa"/>
-          </w:tcPr>
-          <w:p>
-            <w:pPr>
-              <w:rPr>
-                <w:iCs/>
-                <w:noProof/>
-                <w:color w:val="000000"/>
-              </w:rPr>
-            </w:pPr>
-            <w:r>
-              <w:rPr>
-                <w:iCs/>
-                <w:noProof/>
-                <w:color w:val="000000"/>
-              </w:rPr>
-              <w:t>V</w:t>
-            </w:r>
-            <w:r>
-              <w:rPr>
-                <w:rFonts w:hint="eastAsia"/>
-                <w:iCs/>
-                <w:noProof/>
-                <w:color w:val="000000"/>
-              </w:rPr>
-              <w:t>alue</w:t>
-            </w:r>
-            <w:r>
-              <w:rPr>
-                <w:rFonts w:hint="eastAsia"/>
-                <w:iCs/>
-                <w:noProof/>
-                <w:color w:val="000000"/>
-              </w:rPr>
-              <w:t>取值</w:t>
-            </w:r>
-            <w:r>
-              <w:rPr>
-                <w:rFonts w:hint="eastAsia"/>
-                <w:iCs/>
-                <w:noProof/>
-                <w:color w:val="000000"/>
-              </w:rPr>
-              <w:t>类型</w:t>
-            </w:r>
+            <w:vMerge/>
+          </w:tcPr>
+          <w:p>
+            <w:pPr>
+              <w:rPr>
+                <w:iCs/>
+                <w:noProof/>
+                <w:color w:val="000000"/>
+              </w:rPr>
+            </w:pPr>
           </w:p>
         </w:tc>
         <w:tc>
@@ -7081,15 +6999,20 @@
           <w:p>
             <w:pPr>
               <w:rPr>
-                <w:iCs/>
-                <w:color w:val="000000"/>
-              </w:rPr>
-            </w:pPr>
-            <w:r>
-              <w:rPr>
-                <w:rFonts w:hint="eastAsia"/>
-              </w:rPr>
-              <w:t>int</w:t>
+                <w:rFonts w:hint="eastAsia"/>
+              </w:rPr>
+            </w:pPr>
+            <w:r>
+              <w:rPr>
+                <w:rFonts w:hint="eastAsia"/>
+              </w:rPr>
+              <w:t>其他，如</w:t>
+            </w:r>
+            <w:r>
+              <w:rPr>
+                <w:rFonts w:hint="eastAsia"/>
+              </w:rPr>
+              <w:t>regex</w:t>
             </w:r>
           </w:p>
         </w:tc>
@@ -7100,18 +7023,11 @@
           <w:p>
             <w:pPr>
               <w:rPr>
-                <w:iCs/>
-                <w:color w:val="000000"/>
-              </w:rPr>
-            </w:pPr>
-            <w:r>
-              <w:rPr>
-                <w:rFonts w:hint="eastAsia"/>
-                <w:iCs/>
-                <w:color w:val="000000"/>
-              </w:rPr>
-              <w:t>obj</w:t>
-            </w:r>
+                <w:rFonts w:hint="eastAsia"/>
+                <w:iCs/>
+                <w:color w:val="000000"/>
+              </w:rPr>
+            </w:pPr>
           </w:p>
         </w:tc>
         <w:tc>
@@ -7121,18 +7037,11 @@
           <w:p>
             <w:pPr>
               <w:rPr>
-                <w:iCs/>
-                <w:color w:val="000000"/>
-              </w:rPr>
-            </w:pPr>
-            <w:r>
-              <w:rPr>
-                <w:rFonts w:hint="eastAsia"/>
-                <w:iCs/>
-                <w:color w:val="000000"/>
-              </w:rPr>
-              <w:t>string</w:t>
-            </w:r>
+                <w:rFonts w:hint="eastAsia"/>
+                <w:iCs/>
+                <w:color w:val="000000"/>
+              </w:rPr>
+            </w:pPr>
           </w:p>
         </w:tc>
       </w:tr>
@@ -7145,16 +7054,18 @@
             <w:pPr>
               <w:rPr>
                 <w:iCs/>
-                <w:color w:val="000000"/>
-              </w:rPr>
-            </w:pPr>
-            <w:r>
-              <w:rPr>
-                <w:rFonts w:hint="eastAsia"/>
-                <w:iCs/>
-                <w:color w:val="000000"/>
-              </w:rPr>
-              <w:t>参数校验（无效参数）</w:t>
+                <w:noProof/>
+                <w:color w:val="000000"/>
+              </w:rPr>
+            </w:pPr>
+            <w:r>
+              <w:rPr>
+                <w:rFonts w:hint="eastAsia"/>
+                <w:iCs/>
+                <w:noProof/>
+                <w:color w:val="000000"/>
+              </w:rPr>
+              <w:t>满足条件的元素个数</w:t>
             </w:r>
           </w:p>
         </w:tc>
@@ -7165,13 +7076,257 @@
           <w:p>
             <w:pPr>
               <w:rPr>
-                <w:iCs/>
-                <w:color w:val="000000"/>
-              </w:rPr>
-            </w:pPr>
-            <w:r>
-              <w:rPr>
-                <w:iCs/>
+                <w:rFonts w:hint="eastAsia"/>
+              </w:rPr>
+            </w:pPr>
+            <w:r>
+              <w:rPr>
+                <w:rFonts w:hint="eastAsia"/>
+              </w:rPr>
+              <w:t>0</w:t>
+            </w:r>
+            <w:r>
+              <w:rPr>
+                <w:rFonts w:hint="eastAsia"/>
+              </w:rPr>
+              <w:t>个</w:t>
+            </w:r>
+          </w:p>
+        </w:tc>
+        <w:tc>
+          <w:tcPr>
+            <w:tcW w:w="2073" w:type="dxa"/>
+          </w:tcPr>
+          <w:p>
+            <w:pPr>
+              <w:rPr>
+                <w:rFonts w:hint="eastAsia"/>
+                <w:iCs/>
+                <w:color w:val="000000"/>
+              </w:rPr>
+            </w:pPr>
+            <w:r>
+              <w:rPr>
+                <w:rFonts w:hint="eastAsia"/>
+                <w:iCs/>
+                <w:color w:val="000000"/>
+              </w:rPr>
+              <w:t>1</w:t>
+            </w:r>
+            <w:r>
+              <w:rPr>
+                <w:rFonts w:hint="eastAsia"/>
+                <w:iCs/>
+                <w:color w:val="000000"/>
+              </w:rPr>
+              <w:t>个</w:t>
+            </w:r>
+          </w:p>
+        </w:tc>
+        <w:tc>
+          <w:tcPr>
+            <w:tcW w:w="1947" w:type="dxa"/>
+          </w:tcPr>
+          <w:p>
+            <w:pPr>
+              <w:rPr>
+                <w:rFonts w:hint="eastAsia"/>
+                <w:iCs/>
+                <w:color w:val="000000"/>
+              </w:rPr>
+            </w:pPr>
+            <w:r>
+              <w:rPr>
+                <w:rFonts w:hint="eastAsia"/>
+                <w:iCs/>
+                <w:color w:val="000000"/>
+              </w:rPr>
+              <w:t>多个</w:t>
+            </w:r>
+          </w:p>
+        </w:tc>
+      </w:tr>
+      <w:tr>
+        <w:tc>
+          <w:tcPr>
+            <w:tcW w:w="2009" w:type="dxa"/>
+          </w:tcPr>
+          <w:p>
+            <w:pPr>
+              <w:rPr>
+                <w:iCs/>
+                <w:noProof/>
+                <w:color w:val="000000"/>
+              </w:rPr>
+            </w:pPr>
+            <w:r>
+              <w:rPr>
+                <w:rFonts w:hint="eastAsia"/>
+                <w:iCs/>
+                <w:noProof/>
+                <w:color w:val="000000"/>
+              </w:rPr>
+              <w:t>字段是否存在</w:t>
+            </w:r>
+          </w:p>
+        </w:tc>
+        <w:tc>
+          <w:tcPr>
+            <w:tcW w:w="2073" w:type="dxa"/>
+          </w:tcPr>
+          <w:p>
+            <w:pPr>
+              <w:rPr>
+                <w:iCs/>
+                <w:color w:val="000000"/>
+              </w:rPr>
+            </w:pPr>
+            <w:r>
+              <w:rPr>
+                <w:rFonts w:hint="eastAsia"/>
+                <w:iCs/>
+                <w:color w:val="000000"/>
+              </w:rPr>
+              <w:t>存在</w:t>
+            </w:r>
+          </w:p>
+        </w:tc>
+        <w:tc>
+          <w:tcPr>
+            <w:tcW w:w="2073" w:type="dxa"/>
+          </w:tcPr>
+          <w:p>
+            <w:pPr>
+              <w:rPr>
+                <w:iCs/>
+                <w:color w:val="000000"/>
+              </w:rPr>
+            </w:pPr>
+            <w:r>
+              <w:rPr>
+                <w:rFonts w:hint="eastAsia"/>
+                <w:iCs/>
+                <w:color w:val="000000"/>
+              </w:rPr>
+              <w:t>不存在</w:t>
+            </w:r>
+          </w:p>
+        </w:tc>
+        <w:tc>
+          <w:tcPr>
+            <w:tcW w:w="1947" w:type="dxa"/>
+          </w:tcPr>
+          <w:p>
+            <w:pPr>
+              <w:rPr>
+                <w:iCs/>
+                <w:color w:val="000000"/>
+              </w:rPr>
+            </w:pPr>
+          </w:p>
+        </w:tc>
+      </w:tr>
+      <w:tr>
+        <w:tc>
+          <w:tcPr>
+            <w:tcW w:w="2009" w:type="dxa"/>
+          </w:tcPr>
+          <w:p>
+            <w:pPr>
+              <w:rPr>
+                <w:rFonts w:hint="eastAsia"/>
+                <w:iCs/>
+                <w:noProof/>
+                <w:color w:val="000000"/>
+              </w:rPr>
+            </w:pPr>
+            <w:r>
+              <w:rPr>
+                <w:rFonts w:hint="eastAsia"/>
+                <w:iCs/>
+                <w:noProof/>
+                <w:color w:val="000000"/>
+              </w:rPr>
+              <w:t>元素是否存在</w:t>
+            </w:r>
+          </w:p>
+        </w:tc>
+        <w:tc>
+          <w:tcPr>
+            <w:tcW w:w="2073" w:type="dxa"/>
+          </w:tcPr>
+          <w:p>
+            <w:pPr>
+              <w:rPr>
+                <w:rFonts w:hint="eastAsia"/>
+                <w:iCs/>
+                <w:color w:val="000000"/>
+              </w:rPr>
+            </w:pPr>
+            <w:r>
+              <w:rPr>
+                <w:rFonts w:hint="eastAsia"/>
+                <w:iCs/>
+                <w:color w:val="000000"/>
+              </w:rPr>
+              <w:t>存在</w:t>
+            </w:r>
+          </w:p>
+        </w:tc>
+        <w:tc>
+          <w:tcPr>
+            <w:tcW w:w="2073" w:type="dxa"/>
+          </w:tcPr>
+          <w:p>
+            <w:pPr>
+              <w:rPr>
+                <w:rFonts w:hint="eastAsia"/>
+                <w:iCs/>
+                <w:color w:val="000000"/>
+              </w:rPr>
+            </w:pPr>
+            <w:r>
+              <w:rPr>
+                <w:rFonts w:hint="eastAsia"/>
+                <w:iCs/>
+                <w:color w:val="000000"/>
+              </w:rPr>
+              <w:t>不存在</w:t>
+            </w:r>
+          </w:p>
+        </w:tc>
+        <w:tc>
+          <w:tcPr>
+            <w:tcW w:w="1947" w:type="dxa"/>
+          </w:tcPr>
+          <w:p>
+            <w:pPr>
+              <w:rPr>
+                <w:iCs/>
+                <w:color w:val="000000"/>
+              </w:rPr>
+            </w:pPr>
+          </w:p>
+        </w:tc>
+      </w:tr>
+      <w:tr>
+        <w:tc>
+          <w:tcPr>
+            <w:tcW w:w="2009" w:type="dxa"/>
+          </w:tcPr>
+          <w:p>
+            <w:pPr>
+              <w:rPr>
+                <w:rFonts w:hint="eastAsia"/>
+                <w:iCs/>
+                <w:noProof/>
+                <w:color w:val="000000"/>
+              </w:rPr>
+            </w:pPr>
+            <w:r>
+              <w:rPr>
+                <w:iCs/>
+                <w:noProof/>
                 <w:color w:val="000000"/>
               </w:rPr>
               <w:t>V</w:t>
@@ -7180,6 +7335,7 @@
               <w:rPr>
                 <w:rFonts w:hint="eastAsia"/>
                 <w:iCs/>
+                <w:noProof/>
                 <w:color w:val="000000"/>
               </w:rPr>
               <w:t>alue</w:t>
@@ -7188,9 +7344,10 @@
               <w:rPr>
                 <w:rFonts w:hint="eastAsia"/>
                 <w:iCs/>
-                <w:color w:val="000000"/>
-              </w:rPr>
-              <w:t>为空</w:t>
+                <w:noProof/>
+                <w:color w:val="000000"/>
+              </w:rPr>
+              <w:t>是否存在</w:t>
             </w:r>
           </w:p>
         </w:tc>
@@ -7201,17 +7358,40 @@
           <w:p>
             <w:pPr>
               <w:rPr>
-                <w:iCs/>
-                <w:color w:val="000000"/>
-              </w:rPr>
-            </w:pPr>
-            <w:r>
-              <w:rPr>
-                <w:rFonts w:hint="eastAsia"/>
-                <w:iCs/>
-                <w:color w:val="000000"/>
-              </w:rPr>
-              <w:t>格式错误（少参数或多参数）</w:t>
+                <w:rFonts w:hint="eastAsia"/>
+                <w:iCs/>
+                <w:color w:val="000000"/>
+              </w:rPr>
+            </w:pPr>
+            <w:r>
+              <w:rPr>
+                <w:rFonts w:hint="eastAsia"/>
+                <w:iCs/>
+                <w:color w:val="000000"/>
+              </w:rPr>
+              <w:t>存在</w:t>
+            </w:r>
+          </w:p>
+        </w:tc>
+        <w:tc>
+          <w:tcPr>
+            <w:tcW w:w="2073" w:type="dxa"/>
+          </w:tcPr>
+          <w:p>
+            <w:pPr>
+              <w:rPr>
+                <w:rFonts w:hint="eastAsia"/>
+                <w:iCs/>
+                <w:color w:val="000000"/>
+              </w:rPr>
+            </w:pPr>
+            <w:r>
+              <w:rPr>
+                <w:rFonts w:hint="eastAsia"/>
+                <w:iCs/>
+                <w:color w:val="000000"/>
+              </w:rPr>
+              <w:t>不存在</w:t>
             </w:r>
           </w:p>
         </w:tc>
@@ -8555,7 +8735,6 @@
         <w:tc>
           <w:tcPr>
             <w:tcW w:w="2009" w:type="dxa"/>
-            <w:vMerge w:val="restart"/>
           </w:tcPr>
           <w:p>
             <w:pPr>
@@ -8725,86 +8904,8 @@
                 <w:iCs/>
                 <w:color w:val="000000"/>
               </w:rPr>
-              <w:t>为空</w:t>
-            </w:r>
-          </w:p>
-        </w:tc>
-      </w:tr>
-      <w:tr>
-        <w:tc>
-          <w:tcPr>
-            <w:tcW w:w="2009" w:type="dxa"/>
-            <w:vMerge/>
-          </w:tcPr>
-          <w:p>
-            <w:pPr>
-              <w:rPr>
-                <w:iCs/>
-                <w:color w:val="000000"/>
-              </w:rPr>
-            </w:pPr>
-          </w:p>
-        </w:tc>
-        <w:tc>
-          <w:tcPr>
-            <w:tcW w:w="2073" w:type="dxa"/>
-          </w:tcPr>
-          <w:p>
-            <w:pPr>
-              <w:rPr>
-                <w:iCs/>
-                <w:color w:val="000000"/>
-              </w:rPr>
-            </w:pPr>
-            <w:r>
-              <w:rPr>
-                <w:iCs/>
-                <w:color w:val="000000"/>
-              </w:rPr>
-              <w:t>V</w:t>
-            </w:r>
-            <w:r>
-              <w:rPr>
-                <w:rFonts w:hint="eastAsia"/>
-                <w:iCs/>
-                <w:color w:val="000000"/>
-              </w:rPr>
-              <w:t>alue</w:t>
-            </w:r>
-            <w:r>
-              <w:rPr>
-                <w:rFonts w:hint="eastAsia"/>
-                <w:iCs/>
-                <w:color w:val="000000"/>
-              </w:rPr>
               <w:t>非整数</w:t>
             </w:r>
-          </w:p>
-        </w:tc>
-        <w:tc>
-          <w:tcPr>
-            <w:tcW w:w="2073" w:type="dxa"/>
-          </w:tcPr>
-          <w:p>
-            <w:pPr>
-              <w:rPr>
-                <w:iCs/>
-                <w:color w:val="000000"/>
-              </w:rPr>
-            </w:pPr>
-          </w:p>
-        </w:tc>
-        <w:tc>
-          <w:tcPr>
-            <w:tcW w:w="1947" w:type="dxa"/>
-          </w:tcPr>
-          <w:p>
-            <w:pPr>
-              <w:rPr>
-                <w:iCs/>
-                <w:color w:val="000000"/>
-              </w:rPr>
-            </w:pPr>
           </w:p>
         </w:tc>
       </w:tr>
@@ -10477,7 +10578,6 @@
         <w:rPr>
           <w:rFonts w:hint="eastAsia"/>
         </w:rPr>
-        <w:lastRenderedPageBreak/>
         <w:t>测试分析：</w:t>
       </w:r>
     </w:p>
@@ -10520,6 +10620,7 @@
                 <w:noProof/>
                 <w:color w:val="000000"/>
               </w:rPr>
+              <w:lastRenderedPageBreak/>
               <w:pict>
                 <v:shape id="_x0000_s1037" type="#_x0000_t32" style="position:absolute;left:0;text-align:left;margin-left:-3pt;margin-top:1.1pt;width:97.5pt;height:27pt;z-index:251680768" o:connectortype="straight"/>
               </w:pict>
@@ -12704,6 +12805,88 @@
           </w:p>
         </w:tc>
       </w:tr>
+      <w:tr>
+        <w:tc>
+          <w:tcPr>
+            <w:tcW w:w="2009" w:type="dxa"/>
+          </w:tcPr>
+          <w:p>
+            <w:pPr>
+              <w:rPr>
+                <w:iCs/>
+                <w:noProof/>
+                <w:color w:val="000000"/>
+              </w:rPr>
+            </w:pPr>
+            <w:r>
+              <w:rPr>
+                <w:rFonts w:hint="eastAsia"/>
+                <w:iCs/>
+                <w:noProof/>
+                <w:color w:val="000000"/>
+              </w:rPr>
+              <w:t>返回结果</w:t>
+            </w:r>
+          </w:p>
+        </w:tc>
+        <w:tc>
+          <w:tcPr>
+            <w:tcW w:w="2073" w:type="dxa"/>
+          </w:tcPr>
+          <w:p>
+            <w:pPr>
+              <w:rPr>
+                <w:rFonts w:hint="eastAsia"/>
+                <w:iCs/>
+                <w:color w:val="000000"/>
+              </w:rPr>
+            </w:pPr>
+            <w:r>
+              <w:rPr>
+                <w:rFonts w:hint="eastAsia"/>
+                <w:iCs/>
+                <w:color w:val="000000"/>
+              </w:rPr>
+              <w:t>目标字段数据类型范围内</w:t>
+            </w:r>
+          </w:p>
+        </w:tc>
+        <w:tc>
+          <w:tcPr>
+            <w:tcW w:w="2073" w:type="dxa"/>
+          </w:tcPr>
+          <w:p>
+            <w:pPr>
+              <w:rPr>
+                <w:rFonts w:hint="eastAsia"/>
+                <w:iCs/>
+                <w:color w:val="000000"/>
+              </w:rPr>
+            </w:pPr>
+            <w:r>
+              <w:rPr>
+                <w:rFonts w:hint="eastAsia"/>
+                <w:iCs/>
+                <w:color w:val="000000"/>
+              </w:rPr>
+              <w:t>超出目标字段数据类型范围</w:t>
+            </w:r>
+          </w:p>
+        </w:tc>
+        <w:tc>
+          <w:tcPr>
+            <w:tcW w:w="1947" w:type="dxa"/>
+          </w:tcPr>
+          <w:p>
+            <w:pPr>
+              <w:rPr>
+                <w:iCs/>
+                <w:color w:val="000000"/>
+              </w:rPr>
+            </w:pPr>
+          </w:p>
+        </w:tc>
+      </w:tr>
     </w:tbl>
     <w:p>
       <w:pPr>
@@ -12932,6 +13115,7 @@
                 <w:iCs/>
                 <w:color w:val="000000"/>
               </w:rPr>
+              <w:lastRenderedPageBreak/>
               <w:t>测</w:t>
             </w:r>
             <w:r>
@@ -13001,6 +13185,7 @@
                 <w:iCs/>
                 <w:color w:val="000000"/>
               </w:rPr>
+              <w:lastRenderedPageBreak/>
               <w:t>因子值</w:t>
             </w:r>
             <w:r>
@@ -15158,6 +15343,7 @@
         <w:rPr>
           <w:rFonts w:hint="eastAsia"/>
         </w:rPr>
+        <w:lastRenderedPageBreak/>
         <w:t>或</w:t>
       </w:r>
       <w:r>
@@ -15280,7 +15466,6 @@
         <w:rPr>
           <w:rFonts w:hint="eastAsia"/>
         </w:rPr>
-        <w:lastRenderedPageBreak/>
         <w:t>说明：不管</w:t>
       </w:r>
       <w:r>
@@ -16770,76 +16955,6 @@
           </w:p>
         </w:tc>
       </w:tr>
-      <w:tr>
-        <w:tc>
-          <w:tcPr>
-            <w:tcW w:w="2009" w:type="dxa"/>
-          </w:tcPr>
-          <w:p>
-            <w:pPr>
-              <w:rPr>
-                <w:iCs/>
-                <w:color w:val="000000"/>
-              </w:rPr>
-            </w:pPr>
-            <w:r>
-              <w:rPr>
-                <w:rFonts w:hint="eastAsia"/>
-                <w:iCs/>
-                <w:color w:val="000000"/>
-              </w:rPr>
-              <w:t>其他</w:t>
-            </w:r>
-          </w:p>
-        </w:tc>
-        <w:tc>
-          <w:tcPr>
-            <w:tcW w:w="2073" w:type="dxa"/>
-          </w:tcPr>
-          <w:p>
-            <w:pPr>
-              <w:rPr>
-                <w:iCs/>
-                <w:color w:val="000000"/>
-              </w:rPr>
-            </w:pPr>
-            <w:r>
-              <w:rPr>
-                <w:rFonts w:hint="eastAsia"/>
-                <w:iCs/>
-                <w:color w:val="000000"/>
-              </w:rPr>
-              <w:t>格式错误（少参数或多参数）</w:t>
-            </w:r>
-          </w:p>
-        </w:tc>
-        <w:tc>
-          <w:tcPr>
-            <w:tcW w:w="2073" w:type="dxa"/>
-          </w:tcPr>
-          <w:p>
-            <w:pPr>
-              <w:rPr>
-                <w:iCs/>
-                <w:color w:val="000000"/>
-              </w:rPr>
-            </w:pPr>
-          </w:p>
-        </w:tc>
-        <w:tc>
-          <w:tcPr>
-            <w:tcW w:w="1947" w:type="dxa"/>
-          </w:tcPr>
-          <w:p>
-            <w:pPr>
-              <w:rPr>
-                <w:iCs/>
-                <w:color w:val="000000"/>
-              </w:rPr>
-            </w:pPr>
-          </w:p>
-        </w:tc>
-      </w:tr>
     </w:tbl>
     <w:p>
       <w:pPr>
@@ -17494,6 +17609,14 @@
                 <w:color w:val="000000"/>
               </w:rPr>
             </w:pPr>
+            <w:r>
+              <w:rPr>
+                <w:rFonts w:hint="eastAsia"/>
+                <w:iCs/>
+                <w:color w:val="000000"/>
+              </w:rPr>
+              <w:t>包含空格</w:t>
+            </w:r>
           </w:p>
         </w:tc>
       </w:tr>
@@ -17797,7 +17920,6 @@
                 <w:noProof/>
                 <w:color w:val="000000"/>
               </w:rPr>
-              <w:lastRenderedPageBreak/>
               <w:pict>
                 <v:shape id="_x0000_s1048" type="#_x0000_t32" style="position:absolute;left:0;text-align:left;margin-left:-3pt;margin-top:1.1pt;width:97.5pt;height:27pt;z-index:251699200" o:connectortype="straight"/>
               </w:pict>
@@ -17864,6 +17986,7 @@
                 <w:iCs/>
                 <w:color w:val="000000"/>
               </w:rPr>
+              <w:lastRenderedPageBreak/>
               <w:t>测</w:t>
             </w:r>
             <w:r>
@@ -17933,6 +18056,7 @@
                 <w:iCs/>
                 <w:color w:val="000000"/>
               </w:rPr>
+              <w:lastRenderedPageBreak/>
               <w:t>因子值</w:t>
             </w:r>
             <w:r>
@@ -18024,6 +18148,7 @@
                 <w:noProof/>
                 <w:color w:val="000000"/>
               </w:rPr>
+              <w:lastRenderedPageBreak/>
               <w:t>字段是否存在</w:t>
             </w:r>
           </w:p>
@@ -18206,7 +18331,7 @@
                 <w:iCs/>
                 <w:color w:val="000000"/>
               </w:rPr>
-              <w:t>存在大写字母</w:t>
+              <w:t>大小混写</w:t>
             </w:r>
           </w:p>
         </w:tc>
@@ -18227,7 +18352,7 @@
                 <w:iCs/>
                 <w:color w:val="000000"/>
               </w:rPr>
-              <w:t>存在小写字母</w:t>
+              <w:t>不存在字母</w:t>
             </w:r>
           </w:p>
         </w:tc>
@@ -18242,14 +18367,6 @@
                 <w:color w:val="000000"/>
               </w:rPr>
             </w:pPr>
-            <w:r>
-              <w:rPr>
-                <w:rFonts w:hint="eastAsia"/>
-                <w:iCs/>
-                <w:color w:val="000000"/>
-              </w:rPr>
-              <w:t>不存在字母</w:t>
-            </w:r>
           </w:p>
         </w:tc>
       </w:tr>
@@ -20856,7 +20973,6 @@
                 <w:noProof/>
                 <w:color w:val="000000"/>
               </w:rPr>
-              <w:lastRenderedPageBreak/>
               <w:t>占位符取值</w:t>
             </w:r>
           </w:p>
@@ -22778,6 +22894,122 @@
               </w:rPr>
               <w:t>binary</w:t>
             </w:r>
+          </w:p>
+        </w:tc>
+      </w:tr>
+      <w:tr>
+        <w:tc>
+          <w:tcPr>
+            <w:tcW w:w="2009" w:type="dxa"/>
+          </w:tcPr>
+          <w:p>
+            <w:pPr>
+              <w:rPr>
+                <w:rFonts w:hint="eastAsia"/>
+                <w:iCs/>
+                <w:noProof/>
+                <w:color w:val="000000"/>
+              </w:rPr>
+            </w:pPr>
+            <w:r>
+              <w:rPr>
+                <w:rFonts w:hint="eastAsia"/>
+                <w:iCs/>
+                <w:noProof/>
+                <w:color w:val="000000"/>
+              </w:rPr>
+              <w:t>返回结果</w:t>
+            </w:r>
+          </w:p>
+        </w:tc>
+        <w:tc>
+          <w:tcPr>
+            <w:tcW w:w="2073" w:type="dxa"/>
+          </w:tcPr>
+          <w:p>
+            <w:pPr>
+              <w:rPr>
+                <w:rFonts w:hint="eastAsia"/>
+                <w:iCs/>
+                <w:color w:val="000000"/>
+              </w:rPr>
+            </w:pPr>
+            <w:r>
+              <w:rPr>
+                <w:rFonts w:hint="eastAsia"/>
+                <w:iCs/>
+                <w:color w:val="000000"/>
+              </w:rPr>
+              <w:t>正常转换</w:t>
+            </w:r>
+          </w:p>
+        </w:tc>
+        <w:tc>
+          <w:tcPr>
+            <w:tcW w:w="2073" w:type="dxa"/>
+          </w:tcPr>
+          <w:p>
+            <w:pPr>
+              <w:rPr>
+                <w:rFonts w:hint="eastAsia"/>
+                <w:iCs/>
+                <w:color w:val="000000"/>
+              </w:rPr>
+            </w:pPr>
+            <w:r>
+              <w:rPr>
+                <w:rFonts w:hint="eastAsia"/>
+                <w:iCs/>
+                <w:color w:val="000000"/>
+              </w:rPr>
+              <w:t>溢出，如</w:t>
+            </w:r>
+            <w:r>
+              <w:rPr>
+                <w:rFonts w:hint="eastAsia"/>
+                <w:iCs/>
+                <w:color w:val="000000"/>
+              </w:rPr>
+              <w:t>string</w:t>
+            </w:r>
+            <w:r>
+              <w:rPr>
+                <w:rFonts w:hint="eastAsia"/>
+                <w:iCs/>
+                <w:color w:val="000000"/>
+              </w:rPr>
+              <w:t>转换为</w:t>
+            </w:r>
+            <w:r>
+              <w:rPr>
+                <w:rFonts w:hint="eastAsia"/>
+                <w:iCs/>
+                <w:color w:val="000000"/>
+              </w:rPr>
+              <w:t>int</w:t>
+            </w:r>
+            <w:r>
+              <w:rPr>
+                <w:rFonts w:hint="eastAsia"/>
+                <w:iCs/>
+                <w:color w:val="000000"/>
+              </w:rPr>
+              <w:t>溢出</w:t>
+            </w:r>
+          </w:p>
+        </w:tc>
+        <w:tc>
+          <w:tcPr>
+            <w:tcW w:w="1947" w:type="dxa"/>
+          </w:tcPr>
+          <w:p>
+            <w:pPr>
+              <w:rPr>
+                <w:rFonts w:hint="eastAsia"/>
+                <w:iCs/>
+                <w:color w:val="000000"/>
+              </w:rPr>
+            </w:pPr>
           </w:p>
         </w:tc>
       </w:tr>
@@ -31768,6 +32000,21 @@
 </file>
 
 <file path=customXml/item1.xml><?xml version="1.0" encoding="utf-8"?>
+<p:properties xmlns:p="http://schemas.microsoft.com/office/2006/metadata/properties" xmlns:xsi="http://www.w3.org/2001/XMLSchema-instance">
+  <documentManagement/>
+</p:properties>
+</file>
+
+<file path=customXml/item2.xml><?xml version="1.0" encoding="utf-8"?>
+<?mso-contentType ?>
+<FormTemplates xmlns="http://schemas.microsoft.com/sharepoint/v3/contenttype/forms">
+  <Display>DocumentLibraryForm</Display>
+  <Edit>DocumentLibraryForm</Edit>
+  <New>DocumentLibraryForm</New>
+</FormTemplates>
+</file>
+
+<file path=customXml/item3.xml><?xml version="1.0" encoding="utf-8"?>
 <ct:contentTypeSchema xmlns:ct="http://schemas.microsoft.com/office/2006/metadata/contentType" xmlns:ma="http://schemas.microsoft.com/office/2006/metadata/properties/metaAttributes" ct:_="" ma:_="" ma:contentTypeName="Document" ma:contentTypeID="0x010100C9D738FE56F9DD4F818CEE0622FC80C0" ma:contentTypeVersion="0" ma:contentTypeDescription="Create a new document." ma:contentTypeScope="" ma:versionID="c733d375e9f13075cc482d188b8bae2c">
   <xsd:schema xmlns:xsd="http://www.w3.org/2001/XMLSchema" xmlns:p="http://schemas.microsoft.com/office/2006/metadata/properties" targetNamespace="http://schemas.microsoft.com/office/2006/metadata/properties" ma:root="true" ma:fieldsID="4aeb20c0e3442673af7ee10786458764">
     <xsd:element name="properties">
@@ -31816,26 +32063,27 @@
 </ct:contentTypeSchema>
 </file>
 
-<file path=customXml/item2.xml><?xml version="1.0" encoding="utf-8"?>
-<?mso-contentType ?>
-<FormTemplates xmlns="http://schemas.microsoft.com/sharepoint/v3/contenttype/forms">
-  <Display>DocumentLibraryForm</Display>
-  <Edit>DocumentLibraryForm</Edit>
-  <New>DocumentLibraryForm</New>
-</FormTemplates>
-</file>
-
-<file path=customXml/item3.xml><?xml version="1.0" encoding="utf-8"?>
-<p:properties xmlns:p="http://schemas.microsoft.com/office/2006/metadata/properties" xmlns:xsi="http://www.w3.org/2001/XMLSchema-instance">
-  <documentManagement/>
-</p:properties>
-</file>
-
 <file path=customXml/item4.xml><?xml version="1.0" encoding="utf-8"?>
 <b:Sources xmlns:b="http://schemas.openxmlformats.org/officeDocument/2006/bibliography" xmlns="http://schemas.openxmlformats.org/officeDocument/2006/bibliography" SelectedStyle="\APA.XSL" StyleName="APA"/>
 </file>
 
 <file path=customXml/itemProps1.xml><?xml version="1.0" encoding="utf-8"?>
+<ds:datastoreItem xmlns:ds="http://schemas.openxmlformats.org/officeDocument/2006/customXml" ds:itemID="{283A67FA-FB68-40D1-A1FD-BD4AEE599422}">
+  <ds:schemaRefs>
+    <ds:schemaRef ds:uri="http://schemas.microsoft.com/office/2006/metadata/properties"/>
+  </ds:schemaRefs>
+</ds:datastoreItem>
+</file>
+
+<file path=customXml/itemProps2.xml><?xml version="1.0" encoding="utf-8"?>
+<ds:datastoreItem xmlns:ds="http://schemas.openxmlformats.org/officeDocument/2006/customXml" ds:itemID="{9C2CE626-7193-49AD-BC45-D7AF4DFA65A4}">
+  <ds:schemaRefs>
+    <ds:schemaRef ds:uri="http://schemas.microsoft.com/sharepoint/v3/contenttype/forms"/>
+  </ds:schemaRefs>
+</ds:datastoreItem>
+</file>
+
+<file path=customXml/itemProps3.xml><?xml version="1.0" encoding="utf-8"?>
 <ds:datastoreItem xmlns:ds="http://schemas.openxmlformats.org/officeDocument/2006/customXml" ds:itemID="{94CFB702-9C76-4C98-BCB1-FF31686087A1}">
   <ds:schemaRefs>
     <ds:schemaRef ds:uri="http://schemas.microsoft.com/office/2006/metadata/contentType"/>
@@ -31850,22 +32098,6 @@
 </ds:datastoreItem>
 </file>
 
-<file path=customXml/itemProps2.xml><?xml version="1.0" encoding="utf-8"?>
-<ds:datastoreItem xmlns:ds="http://schemas.openxmlformats.org/officeDocument/2006/customXml" ds:itemID="{9C2CE626-7193-49AD-BC45-D7AF4DFA65A4}">
-  <ds:schemaRefs>
-    <ds:schemaRef ds:uri="http://schemas.microsoft.com/sharepoint/v3/contenttype/forms"/>
-  </ds:schemaRefs>
-</ds:datastoreItem>
-</file>
-
-<file path=customXml/itemProps3.xml><?xml version="1.0" encoding="utf-8"?>
-<ds:datastoreItem xmlns:ds="http://schemas.openxmlformats.org/officeDocument/2006/customXml" ds:itemID="{283A67FA-FB68-40D1-A1FD-BD4AEE599422}">
-  <ds:schemaRefs>
-    <ds:schemaRef ds:uri="http://schemas.microsoft.com/office/2006/metadata/properties"/>
-  </ds:schemaRefs>
-</ds:datastoreItem>
-</file>
-
 <file path=customXml/itemProps4.xml><?xml version="1.0" encoding="utf-8"?>
 <ds:datastoreItem xmlns:ds="http://schemas.openxmlformats.org/officeDocument/2006/customXml" ds:itemID="{AEA55EDA-643B-48AC-8B43-AA24E35A425D}">
   <ds:schemaRefs>

--- a/internal_doc/05.测试设计/story/selector/Story-selector测试分析设计.docx
+++ b/internal_doc/05.测试设计/story/selector/Story-selector测试分析设计.docx
@@ -4095,6 +4095,7 @@
         <w:spacing w:line="360" w:lineRule="auto"/>
         <w:jc w:val="left"/>
       </w:pPr>
+      <w:commentRangeStart w:id="16"/>
       <w:r>
         <w:t>$</w:t>
       </w:r>
@@ -4133,6 +4134,13 @@
       </w:r>
       <w:r>
         <w:t>$slice</w:t>
+      </w:r>
+      <w:commentRangeEnd w:id="16"/>
+      <w:r>
+        <w:rPr>
+          <w:rStyle w:val="CommentReference"/>
+        </w:rPr>
+        <w:commentReference w:id="16"/>
       </w:r>
       <w:r>
         <w:rPr>
@@ -4657,15 +4665,7 @@
                 <w:iCs/>
                 <w:color w:val="000000"/>
               </w:rPr>
-              <w:t>参数</w:t>
-            </w:r>
-            <w:r>
-              <w:rPr>
-                <w:rFonts w:hint="eastAsia"/>
-                <w:iCs/>
-                <w:color w:val="000000"/>
-              </w:rPr>
-              <w:t>校验（无效参数）</w:t>
+              <w:t>参数校验（无效参数）</w:t>
             </w:r>
           </w:p>
         </w:tc>
@@ -4682,11 +4682,26 @@
             </w:pPr>
             <w:r>
               <w:rPr>
-                <w:rFonts w:hint="eastAsia"/>
-                <w:iCs/>
-                <w:color w:val="000000"/>
-              </w:rPr>
-              <w:t>字段名不存在</w:t>
+                <w:iCs/>
+                <w:color w:val="000000"/>
+              </w:rPr>
+              <w:t>V</w:t>
+            </w:r>
+            <w:r>
+              <w:rPr>
+                <w:rFonts w:hint="eastAsia"/>
+                <w:iCs/>
+                <w:color w:val="000000"/>
+              </w:rPr>
+              <w:t>alue</w:t>
+            </w:r>
+            <w:r>
+              <w:rPr>
+                <w:rFonts w:hint="eastAsia"/>
+                <w:iCs/>
+                <w:color w:val="000000"/>
+              </w:rPr>
+              <w:t>非法，如为空、非整数</w:t>
             </w:r>
           </w:p>
         </w:tc>
@@ -4703,26 +4718,11 @@
             </w:pPr>
             <w:r>
               <w:rPr>
-                <w:iCs/>
-                <w:color w:val="000000"/>
-              </w:rPr>
-              <w:t>V</w:t>
-            </w:r>
-            <w:r>
-              <w:rPr>
-                <w:rFonts w:hint="eastAsia"/>
-                <w:iCs/>
-                <w:color w:val="000000"/>
-              </w:rPr>
-              <w:t>alue</w:t>
-            </w:r>
-            <w:r>
-              <w:rPr>
-                <w:rFonts w:hint="eastAsia"/>
-                <w:iCs/>
-                <w:color w:val="000000"/>
-              </w:rPr>
-              <w:t>非法，如为空、非整数</w:t>
+                <w:rFonts w:hint="eastAsia"/>
+                <w:iCs/>
+                <w:color w:val="000000"/>
+              </w:rPr>
+              <w:t>格式错误（少参数或多参数）</w:t>
             </w:r>
           </w:p>
         </w:tc>
@@ -4737,14 +4737,84 @@
                 <w:color w:val="000000"/>
               </w:rPr>
             </w:pPr>
-            <w:r>
-              <w:rPr>
-                <w:rFonts w:hint="eastAsia"/>
-                <w:iCs/>
-                <w:color w:val="000000"/>
-              </w:rPr>
-              <w:t>格式错误（少参数或多参数）</w:t>
-            </w:r>
+          </w:p>
+        </w:tc>
+      </w:tr>
+      <w:tr>
+        <w:tc>
+          <w:tcPr>
+            <w:tcW w:w="2009" w:type="dxa"/>
+          </w:tcPr>
+          <w:p>
+            <w:pPr>
+              <w:rPr>
+                <w:iCs/>
+                <w:color w:val="000000"/>
+              </w:rPr>
+            </w:pPr>
+            <w:r>
+              <w:rPr>
+                <w:rFonts w:hint="eastAsia"/>
+                <w:iCs/>
+                <w:color w:val="000000"/>
+              </w:rPr>
+              <w:t>字段是否存在</w:t>
+            </w:r>
+          </w:p>
+        </w:tc>
+        <w:tc>
+          <w:tcPr>
+            <w:tcW w:w="2073" w:type="dxa"/>
+          </w:tcPr>
+          <w:p>
+            <w:pPr>
+              <w:rPr>
+                <w:iCs/>
+                <w:color w:val="000000"/>
+              </w:rPr>
+            </w:pPr>
+            <w:r>
+              <w:rPr>
+                <w:rFonts w:hint="eastAsia"/>
+                <w:iCs/>
+                <w:color w:val="000000"/>
+              </w:rPr>
+              <w:t>存在</w:t>
+            </w:r>
+          </w:p>
+        </w:tc>
+        <w:tc>
+          <w:tcPr>
+            <w:tcW w:w="2073" w:type="dxa"/>
+          </w:tcPr>
+          <w:p>
+            <w:pPr>
+              <w:rPr>
+                <w:iCs/>
+                <w:color w:val="000000"/>
+              </w:rPr>
+            </w:pPr>
+            <w:r>
+              <w:rPr>
+                <w:rFonts w:hint="eastAsia"/>
+                <w:iCs/>
+                <w:color w:val="000000"/>
+              </w:rPr>
+              <w:t>不存在</w:t>
+            </w:r>
+          </w:p>
+        </w:tc>
+        <w:tc>
+          <w:tcPr>
+            <w:tcW w:w="1947" w:type="dxa"/>
+          </w:tcPr>
+          <w:p>
+            <w:pPr>
+              <w:rPr>
+                <w:iCs/>
+                <w:color w:val="000000"/>
+              </w:rPr>
+            </w:pPr>
           </w:p>
         </w:tc>
       </w:tr>
@@ -5369,11 +5439,19 @@
         </w:rPr>
         <w:t>支持的数据类型（</w:t>
       </w:r>
+      <w:commentRangeStart w:id="17"/>
       <w:r>
         <w:rPr>
           <w:rFonts w:hint="eastAsia"/>
         </w:rPr>
         <w:t>ALL</w:t>
+      </w:r>
+      <w:commentRangeEnd w:id="17"/>
+      <w:r>
+        <w:rPr>
+          <w:rStyle w:val="CommentReference"/>
+        </w:rPr>
+        <w:commentReference w:id="17"/>
       </w:r>
       <w:r>
         <w:rPr>
@@ -5577,6 +5655,7 @@
         <w:rPr>
           <w:rFonts w:hint="eastAsia"/>
         </w:rPr>
+        <w:lastRenderedPageBreak/>
         <w:t>格式：</w:t>
       </w:r>
       <w:r>
@@ -5645,7 +5724,6 @@
         <w:rPr>
           <w:rFonts w:hint="eastAsia"/>
         </w:rPr>
-        <w:lastRenderedPageBreak/>
         <w:t>测试分析：</w:t>
       </w:r>
     </w:p>
@@ -5902,7 +5980,6 @@
           <w:p>
             <w:pPr>
               <w:rPr>
-                <w:rFonts w:hint="eastAsia"/>
                 <w:iCs/>
                 <w:noProof/>
                 <w:color w:val="000000"/>
@@ -5926,19 +6003,53 @@
           <w:p>
             <w:pPr>
               <w:rPr>
-                <w:rFonts w:hint="eastAsia"/>
-                <w:iCs/>
-                <w:color w:val="000000"/>
-              </w:rPr>
-            </w:pPr>
-            <w:r>
-              <w:rPr>
-                <w:rFonts w:hint="eastAsia"/>
-                <w:iCs/>
+                <w:iCs/>
+                <w:strike/>
+                <w:color w:val="000000"/>
+              </w:rPr>
+            </w:pPr>
+            <w:commentRangeStart w:id="18"/>
+            <w:r>
+              <w:rPr>
+                <w:rFonts w:hint="eastAsia"/>
+                <w:iCs/>
+                <w:strike/>
                 <w:color w:val="000000"/>
               </w:rPr>
               <w:t>数组</w:t>
             </w:r>
+            <w:commentRangeEnd w:id="18"/>
+            <w:r>
+              <w:rPr>
+                <w:rStyle w:val="CommentReference"/>
+                <w:strike/>
+              </w:rPr>
+              <w:commentReference w:id="18"/>
+            </w:r>
+            <w:r>
+              <w:rPr>
+                <w:rFonts w:hint="eastAsia"/>
+                <w:iCs/>
+                <w:color w:val="000000"/>
+              </w:rPr>
+              <w:t xml:space="preserve">  </w:t>
+            </w:r>
+            <w:r>
+              <w:rPr>
+                <w:rFonts w:hint="eastAsia"/>
+                <w:iCs/>
+                <w:color w:val="000000"/>
+              </w:rPr>
+              <w:t>非空</w:t>
+            </w:r>
+            <w:r>
+              <w:rPr>
+                <w:rFonts w:hint="eastAsia"/>
+                <w:iCs/>
+                <w:color w:val="000000"/>
+              </w:rPr>
+              <w:t>数组</w:t>
+            </w:r>
           </w:p>
         </w:tc>
         <w:tc>
@@ -5948,18 +6059,17 @@
           <w:p>
             <w:pPr>
               <w:rPr>
-                <w:rFonts w:hint="eastAsia"/>
-                <w:iCs/>
-                <w:color w:val="000000"/>
-              </w:rPr>
-            </w:pPr>
-            <w:r>
-              <w:rPr>
-                <w:rFonts w:hint="eastAsia"/>
-                <w:iCs/>
-                <w:color w:val="000000"/>
-              </w:rPr>
-              <w:t>非数组</w:t>
+                <w:iCs/>
+                <w:color w:val="FF0000"/>
+              </w:rPr>
+            </w:pPr>
+            <w:r>
+              <w:rPr>
+                <w:rFonts w:hint="eastAsia"/>
+                <w:iCs/>
+                <w:color w:val="FF0000"/>
+              </w:rPr>
+              <w:t>空数组</w:t>
             </w:r>
           </w:p>
         </w:tc>
@@ -5974,6 +6084,14 @@
                 <w:color w:val="000000"/>
               </w:rPr>
             </w:pPr>
+            <w:r>
+              <w:rPr>
+                <w:rFonts w:hint="eastAsia"/>
+                <w:iCs/>
+                <w:color w:val="000000"/>
+              </w:rPr>
+              <w:t>非数组（其他所有）</w:t>
+            </w:r>
           </w:p>
         </w:tc>
       </w:tr>
@@ -6102,11 +6220,6 @@
             <w:tcW w:w="2073" w:type="dxa"/>
           </w:tcPr>
           <w:p>
-            <w:pPr>
-              <w:rPr>
-                <w:rFonts w:hint="eastAsia"/>
-              </w:rPr>
-            </w:pPr>
             <w:r>
               <w:rPr>
                 <w:rFonts w:hint="eastAsia"/>
@@ -6128,7 +6241,6 @@
           <w:p>
             <w:pPr>
               <w:rPr>
-                <w:rFonts w:hint="eastAsia"/>
                 <w:iCs/>
                 <w:color w:val="000000"/>
               </w:rPr>
@@ -6142,7 +6254,6 @@
           <w:p>
             <w:pPr>
               <w:rPr>
-                <w:rFonts w:hint="eastAsia"/>
                 <w:iCs/>
                 <w:color w:val="000000"/>
               </w:rPr>
@@ -6238,7 +6349,6 @@
           <w:p>
             <w:pPr>
               <w:rPr>
-                <w:rFonts w:hint="eastAsia"/>
                 <w:iCs/>
                 <w:noProof/>
                 <w:color w:val="000000"/>
@@ -6262,7 +6372,6 @@
           <w:p>
             <w:pPr>
               <w:rPr>
-                <w:rFonts w:hint="eastAsia"/>
                 <w:iCs/>
                 <w:color w:val="000000"/>
               </w:rPr>
@@ -6284,7 +6393,6 @@
           <w:p>
             <w:pPr>
               <w:rPr>
-                <w:rFonts w:hint="eastAsia"/>
                 <w:iCs/>
                 <w:color w:val="000000"/>
               </w:rPr>
@@ -6321,7 +6429,6 @@
           <w:p>
             <w:pPr>
               <w:rPr>
-                <w:rFonts w:hint="eastAsia"/>
                 <w:iCs/>
                 <w:noProof/>
                 <w:color w:val="000000"/>
@@ -6362,7 +6469,6 @@
           <w:p>
             <w:pPr>
               <w:rPr>
-                <w:rFonts w:hint="eastAsia"/>
                 <w:iCs/>
                 <w:color w:val="000000"/>
               </w:rPr>
@@ -6384,7 +6490,6 @@
           <w:p>
             <w:pPr>
               <w:rPr>
-                <w:rFonts w:hint="eastAsia"/>
                 <w:iCs/>
                 <w:color w:val="000000"/>
               </w:rPr>
@@ -6797,7 +6902,6 @@
           <w:p>
             <w:pPr>
               <w:rPr>
-                <w:rFonts w:hint="eastAsia"/>
                 <w:iCs/>
                 <w:noProof/>
                 <w:color w:val="000000"/>
@@ -6821,11 +6925,18 @@
           <w:p>
             <w:pPr>
               <w:rPr>
-                <w:rFonts w:hint="eastAsia"/>
-                <w:iCs/>
-                <w:color w:val="000000"/>
-              </w:rPr>
-            </w:pPr>
+                <w:iCs/>
+                <w:color w:val="000000"/>
+              </w:rPr>
+            </w:pPr>
+            <w:r>
+              <w:rPr>
+                <w:rFonts w:hint="eastAsia"/>
+                <w:iCs/>
+                <w:color w:val="000000"/>
+              </w:rPr>
+              <w:t>非空</w:t>
+            </w:r>
             <w:r>
               <w:rPr>
                 <w:rFonts w:hint="eastAsia"/>
@@ -6843,7 +6954,27 @@
           <w:p>
             <w:pPr>
               <w:rPr>
-                <w:rFonts w:hint="eastAsia"/>
+                <w:iCs/>
+                <w:color w:val="FF0000"/>
+              </w:rPr>
+            </w:pPr>
+            <w:r>
+              <w:rPr>
+                <w:rFonts w:hint="eastAsia"/>
+                <w:iCs/>
+                <w:color w:val="FF0000"/>
+              </w:rPr>
+              <w:t>空数组</w:t>
+            </w:r>
+          </w:p>
+        </w:tc>
+        <w:tc>
+          <w:tcPr>
+            <w:tcW w:w="1947" w:type="dxa"/>
+          </w:tcPr>
+          <w:p>
+            <w:pPr>
+              <w:rPr>
                 <w:iCs/>
                 <w:color w:val="000000"/>
               </w:rPr>
@@ -6856,19 +6987,6 @@
               </w:rPr>
               <w:t>非数组</w:t>
             </w:r>
-          </w:p>
-        </w:tc>
-        <w:tc>
-          <w:tcPr>
-            <w:tcW w:w="1947" w:type="dxa"/>
-          </w:tcPr>
-          <w:p>
-            <w:pPr>
-              <w:rPr>
-                <w:iCs/>
-                <w:color w:val="000000"/>
-              </w:rPr>
-            </w:pPr>
           </w:p>
         </w:tc>
       </w:tr>
@@ -6997,11 +7115,6 @@
             <w:tcW w:w="2073" w:type="dxa"/>
           </w:tcPr>
           <w:p>
-            <w:pPr>
-              <w:rPr>
-                <w:rFonts w:hint="eastAsia"/>
-              </w:rPr>
-            </w:pPr>
             <w:r>
               <w:rPr>
                 <w:rFonts w:hint="eastAsia"/>
@@ -7023,7 +7136,6 @@
           <w:p>
             <w:pPr>
               <w:rPr>
-                <w:rFonts w:hint="eastAsia"/>
                 <w:iCs/>
                 <w:color w:val="000000"/>
               </w:rPr>
@@ -7037,7 +7149,6 @@
           <w:p>
             <w:pPr>
               <w:rPr>
-                <w:rFonts w:hint="eastAsia"/>
                 <w:iCs/>
                 <w:color w:val="000000"/>
               </w:rPr>
@@ -7074,11 +7185,6 @@
             <w:tcW w:w="2073" w:type="dxa"/>
           </w:tcPr>
           <w:p>
-            <w:pPr>
-              <w:rPr>
-                <w:rFonts w:hint="eastAsia"/>
-              </w:rPr>
-            </w:pPr>
             <w:r>
               <w:rPr>
                 <w:rFonts w:hint="eastAsia"/>
@@ -7100,7 +7206,6 @@
           <w:p>
             <w:pPr>
               <w:rPr>
-                <w:rFonts w:hint="eastAsia"/>
                 <w:iCs/>
                 <w:color w:val="000000"/>
               </w:rPr>
@@ -7130,7 +7235,6 @@
           <w:p>
             <w:pPr>
               <w:rPr>
-                <w:rFonts w:hint="eastAsia"/>
                 <w:iCs/>
                 <w:color w:val="000000"/>
               </w:rPr>
@@ -7234,7 +7338,6 @@
           <w:p>
             <w:pPr>
               <w:rPr>
-                <w:rFonts w:hint="eastAsia"/>
                 <w:iCs/>
                 <w:noProof/>
                 <w:color w:val="000000"/>
@@ -7258,7 +7361,6 @@
           <w:p>
             <w:pPr>
               <w:rPr>
-                <w:rFonts w:hint="eastAsia"/>
                 <w:iCs/>
                 <w:color w:val="000000"/>
               </w:rPr>
@@ -7280,7 +7382,6 @@
           <w:p>
             <w:pPr>
               <w:rPr>
-                <w:rFonts w:hint="eastAsia"/>
                 <w:iCs/>
                 <w:color w:val="000000"/>
               </w:rPr>
@@ -7317,7 +7418,6 @@
           <w:p>
             <w:pPr>
               <w:rPr>
-                <w:rFonts w:hint="eastAsia"/>
                 <w:iCs/>
                 <w:noProof/>
                 <w:color w:val="000000"/>
@@ -7358,7 +7458,6 @@
           <w:p>
             <w:pPr>
               <w:rPr>
-                <w:rFonts w:hint="eastAsia"/>
                 <w:iCs/>
                 <w:color w:val="000000"/>
               </w:rPr>
@@ -7380,7 +7479,6 @@
           <w:p>
             <w:pPr>
               <w:rPr>
-                <w:rFonts w:hint="eastAsia"/>
                 <w:iCs/>
                 <w:color w:val="000000"/>
               </w:rPr>
@@ -8207,6 +8305,14 @@
                 <w:iCs/>
                 <w:color w:val="000000"/>
               </w:rPr>
+              <w:t>非空</w:t>
+            </w:r>
+            <w:r>
+              <w:rPr>
+                <w:rFonts w:hint="eastAsia"/>
+                <w:iCs/>
+                <w:color w:val="000000"/>
+              </w:rPr>
               <w:t>数组</w:t>
             </w:r>
           </w:p>
@@ -8219,6 +8325,27 @@
             <w:pPr>
               <w:rPr>
                 <w:iCs/>
+                <w:color w:val="FF0000"/>
+              </w:rPr>
+            </w:pPr>
+            <w:r>
+              <w:rPr>
+                <w:rFonts w:hint="eastAsia"/>
+                <w:iCs/>
+                <w:color w:val="FF0000"/>
+              </w:rPr>
+              <w:t>空数组</w:t>
+            </w:r>
+          </w:p>
+        </w:tc>
+        <w:tc>
+          <w:tcPr>
+            <w:tcW w:w="1947" w:type="dxa"/>
+          </w:tcPr>
+          <w:p>
+            <w:pPr>
+              <w:rPr>
+                <w:iCs/>
                 <w:color w:val="000000"/>
               </w:rPr>
             </w:pPr>
@@ -8230,19 +8357,6 @@
               </w:rPr>
               <w:t>非数组</w:t>
             </w:r>
-          </w:p>
-        </w:tc>
-        <w:tc>
-          <w:tcPr>
-            <w:tcW w:w="1947" w:type="dxa"/>
-          </w:tcPr>
-          <w:p>
-            <w:pPr>
-              <w:rPr>
-                <w:iCs/>
-                <w:color w:val="000000"/>
-              </w:rPr>
-            </w:pPr>
           </w:p>
         </w:tc>
       </w:tr>
@@ -8320,6 +8434,7 @@
               <w:rPr>
                 <w:rFonts w:hint="eastAsia"/>
               </w:rPr>
+              <w:lastRenderedPageBreak/>
               <w:t>{</w:t>
             </w:r>
             <w:r>
@@ -8344,14 +8459,7 @@
               <w:rPr>
                 <w:rFonts w:hint="eastAsia"/>
               </w:rPr>
-              <w:t>，默</w:t>
-            </w:r>
-            <w:r>
-              <w:rPr>
-                <w:rFonts w:hint="eastAsia"/>
-              </w:rPr>
-              <w:lastRenderedPageBreak/>
-              <w:t>认</w:t>
+              <w:t>，默认</w:t>
             </w:r>
             <w:r>
               <w:rPr>
@@ -8445,6 +8553,7 @@
                 <w:iCs/>
                 <w:color w:val="000000"/>
               </w:rPr>
+              <w:lastRenderedPageBreak/>
               <w:t>value1</w:t>
             </w:r>
             <w:r>
@@ -8453,16 +8562,7 @@
                 <w:iCs/>
                 <w:color w:val="000000"/>
               </w:rPr>
-              <w:t>小于等于元素</w:t>
-            </w:r>
-            <w:r>
-              <w:rPr>
-                <w:rFonts w:hint="eastAsia"/>
-                <w:iCs/>
-                <w:color w:val="000000"/>
-              </w:rPr>
-              <w:lastRenderedPageBreak/>
-              <w:t>总个数，</w:t>
+              <w:t>小于等于元素总个数，</w:t>
             </w:r>
             <w:r>
               <w:rPr>
@@ -8524,6 +8624,7 @@
                 <w:iCs/>
                 <w:color w:val="000000"/>
               </w:rPr>
+              <w:lastRenderedPageBreak/>
               <w:t>value1</w:t>
             </w:r>
             <w:r>
@@ -8532,16 +8633,7 @@
                 <w:iCs/>
                 <w:color w:val="000000"/>
               </w:rPr>
-              <w:t>小于等于元</w:t>
-            </w:r>
-            <w:r>
-              <w:rPr>
-                <w:rFonts w:hint="eastAsia"/>
-                <w:iCs/>
-                <w:color w:val="000000"/>
-              </w:rPr>
-              <w:lastRenderedPageBreak/>
-              <w:t>素总个数，</w:t>
+              <w:t>小于等于元素总个数，</w:t>
             </w:r>
             <w:r>
               <w:rPr>
@@ -9770,7 +9862,21 @@
         <w:t>功能说明：</w:t>
       </w:r>
       <w:r>
-        <w:t>返回大于目标字段值的最小整数值，非数字类型返回</w:t>
+        <w:t>返回大于目标字段值的</w:t>
+      </w:r>
+      <w:commentRangeStart w:id="19"/>
+      <w:r>
+        <w:t>最小整数值</w:t>
+      </w:r>
+      <w:commentRangeEnd w:id="19"/>
+      <w:r>
+        <w:rPr>
+          <w:rStyle w:val="CommentReference"/>
+        </w:rPr>
+        <w:commentReference w:id="19"/>
+      </w:r>
+      <w:r>
+        <w:t>，非数字类型返回</w:t>
       </w:r>
       <w:r>
         <w:t xml:space="preserve"> null</w:t>
@@ -10578,6 +10684,7 @@
         <w:rPr>
           <w:rFonts w:hint="eastAsia"/>
         </w:rPr>
+        <w:lastRenderedPageBreak/>
         <w:t>测试分析：</w:t>
       </w:r>
     </w:p>
@@ -10620,7 +10727,6 @@
                 <w:noProof/>
                 <w:color w:val="000000"/>
               </w:rPr>
-              <w:lastRenderedPageBreak/>
               <w:pict>
                 <v:shape id="_x0000_s1037" type="#_x0000_t32" style="position:absolute;left:0;text-align:left;margin-left:-3pt;margin-top:1.1pt;width:97.5pt;height:27pt;z-index:251680768" o:connectortype="straight"/>
               </w:pict>
@@ -11901,6 +12007,7 @@
                 <w:color w:val="000000"/>
               </w:rPr>
             </w:pPr>
+            <w:commentRangeStart w:id="20"/>
             <w:r>
               <w:rPr>
                 <w:rFonts w:hint="eastAsia"/>
@@ -11908,6 +12015,13 @@
                 <w:color w:val="000000"/>
               </w:rPr>
               <w:t>不一致</w:t>
+            </w:r>
+            <w:commentRangeEnd w:id="20"/>
+            <w:r>
+              <w:rPr>
+                <w:rStyle w:val="CommentReference"/>
+              </w:rPr>
+              <w:commentReference w:id="20"/>
             </w:r>
             <w:r>
               <w:rPr>
@@ -12836,7 +12950,6 @@
           <w:p>
             <w:pPr>
               <w:rPr>
-                <w:rFonts w:hint="eastAsia"/>
                 <w:iCs/>
                 <w:color w:val="000000"/>
               </w:rPr>
@@ -12858,7 +12971,6 @@
           <w:p>
             <w:pPr>
               <w:rPr>
-                <w:rFonts w:hint="eastAsia"/>
                 <w:iCs/>
                 <w:color w:val="000000"/>
               </w:rPr>
@@ -12925,7 +13037,21 @@
         <w:t>功能说明：</w:t>
       </w:r>
       <w:r>
-        <w:t>返回字段值减去某个数值的结果。非数字类型返回</w:t>
+        <w:t>返回字段值</w:t>
+      </w:r>
+      <w:commentRangeStart w:id="21"/>
+      <w:r>
+        <w:t>减去</w:t>
+      </w:r>
+      <w:commentRangeEnd w:id="21"/>
+      <w:r>
+        <w:rPr>
+          <w:rStyle w:val="CommentReference"/>
+        </w:rPr>
+        <w:commentReference w:id="21"/>
+      </w:r>
+      <w:r>
+        <w:t>某个数值的结果。非数字类型返回</w:t>
       </w:r>
       <w:r>
         <w:t xml:space="preserve"> null</w:t>
@@ -13049,6 +13175,7 @@
                 <w:noProof/>
                 <w:color w:val="000000"/>
               </w:rPr>
+              <w:lastRenderedPageBreak/>
               <w:pict>
                 <v:shape id="_x0000_s1055" type="#_x0000_t32" style="position:absolute;left:0;text-align:left;margin-left:-3pt;margin-top:1.1pt;width:97.5pt;height:27pt;z-index:251713536" o:connectortype="straight"/>
               </w:pict>
@@ -13115,7 +13242,6 @@
                 <w:iCs/>
                 <w:color w:val="000000"/>
               </w:rPr>
-              <w:lastRenderedPageBreak/>
               <w:t>测</w:t>
             </w:r>
             <w:r>
@@ -13185,7 +13311,6 @@
                 <w:iCs/>
                 <w:color w:val="000000"/>
               </w:rPr>
-              <w:lastRenderedPageBreak/>
               <w:t>因子值</w:t>
             </w:r>
             <w:r>
@@ -13277,7 +13402,6 @@
                 <w:noProof/>
                 <w:color w:val="000000"/>
               </w:rPr>
-              <w:lastRenderedPageBreak/>
               <w:t>字段是否存在</w:t>
             </w:r>
           </w:p>
@@ -14235,7 +14359,31 @@
                 <w:iCs/>
                 <w:color w:val="000000"/>
               </w:rPr>
-              <w:t>、负数）（包括整数数和浮点数）</w:t>
+              <w:t>、负数）（包括</w:t>
+            </w:r>
+            <w:commentRangeStart w:id="22"/>
+            <w:r>
+              <w:rPr>
+                <w:rFonts w:hint="eastAsia"/>
+                <w:iCs/>
+                <w:color w:val="000000"/>
+              </w:rPr>
+              <w:t>整数数和浮点数</w:t>
+            </w:r>
+            <w:commentRangeEnd w:id="22"/>
+            <w:r>
+              <w:rPr>
+                <w:rStyle w:val="CommentReference"/>
+              </w:rPr>
+              <w:commentReference w:id="22"/>
+            </w:r>
+            <w:r>
+              <w:rPr>
+                <w:rFonts w:hint="eastAsia"/>
+                <w:iCs/>
+                <w:color w:val="000000"/>
+              </w:rPr>
+              <w:t>）</w:t>
             </w:r>
           </w:p>
         </w:tc>
@@ -15326,7 +15474,14 @@
         <w:rPr>
           <w:rFonts w:hint="eastAsia"/>
         </w:rPr>
-        <w:t>子串</w:t>
+        <w:t>子</w:t>
+      </w:r>
+      <w:r>
+        <w:rPr>
+          <w:rFonts w:hint="eastAsia"/>
+        </w:rPr>
+        <w:lastRenderedPageBreak/>
+        <w:t>串</w:t>
       </w:r>
       <w:r>
         <w:rPr>
@@ -15343,7 +15498,6 @@
         <w:rPr>
           <w:rFonts w:hint="eastAsia"/>
         </w:rPr>
-        <w:lastRenderedPageBreak/>
         <w:t>或</w:t>
       </w:r>
       <w:r>
@@ -16061,6 +16215,14 @@
                 <w:iCs/>
                 <w:color w:val="000000"/>
               </w:rPr>
+              <w:t>非空</w:t>
+            </w:r>
+            <w:r>
+              <w:rPr>
+                <w:rFonts w:hint="eastAsia"/>
+                <w:iCs/>
+                <w:color w:val="000000"/>
+              </w:rPr>
               <w:t>字符串</w:t>
             </w:r>
           </w:p>
@@ -16073,6 +16235,27 @@
             <w:pPr>
               <w:rPr>
                 <w:iCs/>
+                <w:color w:val="FF0000"/>
+              </w:rPr>
+            </w:pPr>
+            <w:r>
+              <w:rPr>
+                <w:rFonts w:hint="eastAsia"/>
+                <w:iCs/>
+                <w:color w:val="FF0000"/>
+              </w:rPr>
+              <w:t>空串</w:t>
+            </w:r>
+          </w:p>
+        </w:tc>
+        <w:tc>
+          <w:tcPr>
+            <w:tcW w:w="1947" w:type="dxa"/>
+          </w:tcPr>
+          <w:p>
+            <w:pPr>
+              <w:rPr>
+                <w:iCs/>
                 <w:color w:val="000000"/>
               </w:rPr>
             </w:pPr>
@@ -16084,19 +16267,6 @@
               </w:rPr>
               <w:t>非字符串</w:t>
             </w:r>
-          </w:p>
-        </w:tc>
-        <w:tc>
-          <w:tcPr>
-            <w:tcW w:w="1947" w:type="dxa"/>
-          </w:tcPr>
-          <w:p>
-            <w:pPr>
-              <w:rPr>
-                <w:iCs/>
-                <w:color w:val="000000"/>
-              </w:rPr>
-            </w:pPr>
           </w:p>
         </w:tc>
       </w:tr>
@@ -17468,6 +17638,14 @@
                 <w:iCs/>
                 <w:color w:val="000000"/>
               </w:rPr>
+              <w:t>非空</w:t>
+            </w:r>
+            <w:r>
+              <w:rPr>
+                <w:rFonts w:hint="eastAsia"/>
+                <w:iCs/>
+                <w:color w:val="000000"/>
+              </w:rPr>
               <w:t>字符串</w:t>
             </w:r>
           </w:p>
@@ -17480,6 +17658,27 @@
             <w:pPr>
               <w:rPr>
                 <w:iCs/>
+                <w:color w:val="FF0000"/>
+              </w:rPr>
+            </w:pPr>
+            <w:r>
+              <w:rPr>
+                <w:rFonts w:hint="eastAsia"/>
+                <w:iCs/>
+                <w:color w:val="FF0000"/>
+              </w:rPr>
+              <w:t>空串</w:t>
+            </w:r>
+          </w:p>
+        </w:tc>
+        <w:tc>
+          <w:tcPr>
+            <w:tcW w:w="1947" w:type="dxa"/>
+          </w:tcPr>
+          <w:p>
+            <w:pPr>
+              <w:rPr>
+                <w:iCs/>
                 <w:color w:val="000000"/>
               </w:rPr>
             </w:pPr>
@@ -17491,19 +17690,6 @@
               </w:rPr>
               <w:t>非字符串</w:t>
             </w:r>
-          </w:p>
-        </w:tc>
-        <w:tc>
-          <w:tcPr>
-            <w:tcW w:w="1947" w:type="dxa"/>
-          </w:tcPr>
-          <w:p>
-            <w:pPr>
-              <w:rPr>
-                <w:iCs/>
-                <w:color w:val="000000"/>
-              </w:rPr>
-            </w:pPr>
           </w:p>
         </w:tc>
       </w:tr>
@@ -17572,6 +17758,7 @@
                 <w:color w:val="000000"/>
               </w:rPr>
             </w:pPr>
+            <w:commentRangeStart w:id="23"/>
             <w:r>
               <w:rPr>
                 <w:rFonts w:hint="eastAsia"/>
@@ -17595,6 +17782,13 @@
                 <w:color w:val="000000"/>
               </w:rPr>
               <w:t>边界</w:t>
+            </w:r>
+            <w:commentRangeEnd w:id="23"/>
+            <w:r>
+              <w:rPr>
+                <w:rStyle w:val="CommentReference"/>
+              </w:rPr>
+              <w:commentReference w:id="23"/>
             </w:r>
           </w:p>
         </w:tc>
@@ -17920,6 +18114,7 @@
                 <w:noProof/>
                 <w:color w:val="000000"/>
               </w:rPr>
+              <w:lastRenderedPageBreak/>
               <w:pict>
                 <v:shape id="_x0000_s1048" type="#_x0000_t32" style="position:absolute;left:0;text-align:left;margin-left:-3pt;margin-top:1.1pt;width:97.5pt;height:27pt;z-index:251699200" o:connectortype="straight"/>
               </w:pict>
@@ -17986,7 +18181,6 @@
                 <w:iCs/>
                 <w:color w:val="000000"/>
               </w:rPr>
-              <w:lastRenderedPageBreak/>
               <w:t>测</w:t>
             </w:r>
             <w:r>
@@ -18056,7 +18250,6 @@
                 <w:iCs/>
                 <w:color w:val="000000"/>
               </w:rPr>
-              <w:lastRenderedPageBreak/>
               <w:t>因子值</w:t>
             </w:r>
             <w:r>
@@ -18148,7 +18341,6 @@
                 <w:noProof/>
                 <w:color w:val="000000"/>
               </w:rPr>
-              <w:lastRenderedPageBreak/>
               <w:t>字段是否存在</w:t>
             </w:r>
           </w:p>
@@ -18250,6 +18442,14 @@
                 <w:iCs/>
                 <w:color w:val="000000"/>
               </w:rPr>
+              <w:t>非空</w:t>
+            </w:r>
+            <w:r>
+              <w:rPr>
+                <w:rFonts w:hint="eastAsia"/>
+                <w:iCs/>
+                <w:color w:val="000000"/>
+              </w:rPr>
               <w:t>字符串</w:t>
             </w:r>
           </w:p>
@@ -18262,6 +18462,27 @@
             <w:pPr>
               <w:rPr>
                 <w:iCs/>
+                <w:color w:val="FF0000"/>
+              </w:rPr>
+            </w:pPr>
+            <w:r>
+              <w:rPr>
+                <w:rFonts w:hint="eastAsia"/>
+                <w:iCs/>
+                <w:color w:val="FF0000"/>
+              </w:rPr>
+              <w:t>空串</w:t>
+            </w:r>
+          </w:p>
+        </w:tc>
+        <w:tc>
+          <w:tcPr>
+            <w:tcW w:w="1947" w:type="dxa"/>
+          </w:tcPr>
+          <w:p>
+            <w:pPr>
+              <w:rPr>
+                <w:iCs/>
                 <w:color w:val="000000"/>
               </w:rPr>
             </w:pPr>
@@ -18273,19 +18494,6 @@
               </w:rPr>
               <w:t>非字符串</w:t>
             </w:r>
-          </w:p>
-        </w:tc>
-        <w:tc>
-          <w:tcPr>
-            <w:tcW w:w="1947" w:type="dxa"/>
-          </w:tcPr>
-          <w:p>
-            <w:pPr>
-              <w:rPr>
-                <w:iCs/>
-                <w:color w:val="000000"/>
-              </w:rPr>
-            </w:pPr>
           </w:p>
         </w:tc>
       </w:tr>
@@ -19423,7 +19631,11 @@
         <w:t>功能说明：</w:t>
       </w:r>
       <w:r>
-        <w:t>去掉字符串左侧开头的空格</w:t>
+        <w:t>去掉字符串左侧开头的</w:t>
+      </w:r>
+      <w:commentRangeStart w:id="24"/>
+      <w:r>
+        <w:t>空格</w:t>
       </w:r>
       <w:r>
         <w:t>(</w:t>
@@ -19433,6 +19645,13 @@
       </w:r>
       <w:r>
         <w:t>)</w:t>
+      </w:r>
+      <w:commentRangeEnd w:id="24"/>
+      <w:r>
+        <w:rPr>
+          <w:rStyle w:val="CommentReference"/>
+        </w:rPr>
+        <w:commentReference w:id="24"/>
       </w:r>
       <w:r>
         <w:t>。非字符串类型返回</w:t>
@@ -20095,6 +20314,30 @@
                 <w:color w:val="000000"/>
               </w:rPr>
             </w:pPr>
+            <w:r>
+              <w:rPr>
+                <w:rFonts w:hint="eastAsia"/>
+                <w:iCs/>
+                <w:color w:val="000000"/>
+              </w:rPr>
+              <w:t>字符串只包含空格，如“</w:t>
+            </w:r>
+            <w:r>
+              <w:rPr>
+                <w:rFonts w:hint="eastAsia"/>
+                <w:iCs/>
+                <w:color w:val="000000"/>
+              </w:rPr>
+              <w:t xml:space="preserve">  </w:t>
+            </w:r>
+            <w:r>
+              <w:rPr>
+                <w:rFonts w:hint="eastAsia"/>
+                <w:iCs/>
+                <w:color w:val="000000"/>
+              </w:rPr>
+              <w:t>”</w:t>
+            </w:r>
           </w:p>
         </w:tc>
         <w:tc>
@@ -20108,6 +20351,14 @@
                 <w:color w:val="000000"/>
               </w:rPr>
             </w:pPr>
+            <w:r>
+              <w:rPr>
+                <w:rFonts w:hint="eastAsia"/>
+                <w:iCs/>
+                <w:color w:val="000000"/>
+              </w:rPr>
+              <w:t>字符串只包含制表符</w:t>
+            </w:r>
           </w:p>
         </w:tc>
       </w:tr>
@@ -20265,7 +20516,11 @@
         <w:t>功能说明：</w:t>
       </w:r>
       <w:r>
-        <w:t>去掉字符串右侧开头的空格</w:t>
+        <w:t>去掉字符串右侧开头的</w:t>
+      </w:r>
+      <w:commentRangeStart w:id="25"/>
+      <w:r>
+        <w:t>空格</w:t>
       </w:r>
       <w:r>
         <w:t>(</w:t>
@@ -20275,6 +20530,13 @@
       </w:r>
       <w:r>
         <w:t>)</w:t>
+      </w:r>
+      <w:commentRangeEnd w:id="25"/>
+      <w:r>
+        <w:rPr>
+          <w:rStyle w:val="CommentReference"/>
+        </w:rPr>
+        <w:commentReference w:id="25"/>
       </w:r>
       <w:r>
         <w:t>。非字符串类型返回</w:t>
@@ -20824,7 +21086,14 @@
               <w:rPr>
                 <w:rFonts w:hint="eastAsia"/>
               </w:rPr>
-              <w:t>位置</w:t>
+              <w:t>位</w:t>
+            </w:r>
+            <w:r>
+              <w:rPr>
+                <w:rFonts w:hint="eastAsia"/>
+              </w:rPr>
+              <w:lastRenderedPageBreak/>
+              <w:t>置</w:t>
             </w:r>
           </w:p>
         </w:tc>
@@ -20840,6 +21109,7 @@
               </w:rPr>
             </w:pPr>
             <w:r>
+              <w:lastRenderedPageBreak/>
               <w:t>字符串左侧开头</w:t>
             </w:r>
           </w:p>
@@ -20937,6 +21207,30 @@
                 <w:color w:val="000000"/>
               </w:rPr>
             </w:pPr>
+            <w:r>
+              <w:rPr>
+                <w:rFonts w:hint="eastAsia"/>
+                <w:iCs/>
+                <w:color w:val="000000"/>
+              </w:rPr>
+              <w:t>字符串只包含空格，如“</w:t>
+            </w:r>
+            <w:r>
+              <w:rPr>
+                <w:rFonts w:hint="eastAsia"/>
+                <w:iCs/>
+                <w:color w:val="000000"/>
+              </w:rPr>
+              <w:t xml:space="preserve">  </w:t>
+            </w:r>
+            <w:r>
+              <w:rPr>
+                <w:rFonts w:hint="eastAsia"/>
+                <w:iCs/>
+                <w:color w:val="000000"/>
+              </w:rPr>
+              <w:t>”</w:t>
+            </w:r>
           </w:p>
         </w:tc>
         <w:tc>
@@ -20950,6 +21244,14 @@
                 <w:color w:val="000000"/>
               </w:rPr>
             </w:pPr>
+            <w:r>
+              <w:rPr>
+                <w:rFonts w:hint="eastAsia"/>
+                <w:iCs/>
+                <w:color w:val="000000"/>
+              </w:rPr>
+              <w:t>字符串只包含制表符</w:t>
+            </w:r>
           </w:p>
         </w:tc>
       </w:tr>
@@ -20973,6 +21275,7 @@
                 <w:noProof/>
                 <w:color w:val="000000"/>
               </w:rPr>
+              <w:lastRenderedPageBreak/>
               <w:t>占位符取值</w:t>
             </w:r>
           </w:p>
@@ -21969,6 +22272,7 @@
           <w:b/>
         </w:rPr>
       </w:pPr>
+      <w:commentRangeStart w:id="26"/>
       <w:r>
         <w:rPr>
           <w:b/>
@@ -21980,7 +22284,21 @@
           <w:rFonts w:hint="eastAsia"/>
           <w:b/>
         </w:rPr>
-        <w:t>功能：</w:t>
+        <w:t>功能</w:t>
+      </w:r>
+      <w:commentRangeEnd w:id="26"/>
+      <w:r>
+        <w:rPr>
+          <w:rStyle w:val="CommentReference"/>
+        </w:rPr>
+        <w:commentReference w:id="26"/>
+      </w:r>
+      <w:r>
+        <w:rPr>
+          <w:rFonts w:hint="eastAsia"/>
+          <w:b/>
+        </w:rPr>
+        <w:t>：</w:t>
       </w:r>
     </w:p>
     <w:p>
@@ -22905,7 +23223,6 @@
           <w:p>
             <w:pPr>
               <w:rPr>
-                <w:rFonts w:hint="eastAsia"/>
                 <w:iCs/>
                 <w:noProof/>
                 <w:color w:val="000000"/>
@@ -22929,7 +23246,6 @@
           <w:p>
             <w:pPr>
               <w:rPr>
-                <w:rFonts w:hint="eastAsia"/>
                 <w:iCs/>
                 <w:color w:val="000000"/>
               </w:rPr>
@@ -22951,7 +23267,6 @@
           <w:p>
             <w:pPr>
               <w:rPr>
-                <w:rFonts w:hint="eastAsia"/>
                 <w:iCs/>
                 <w:color w:val="000000"/>
               </w:rPr>
@@ -23005,7 +23320,6 @@
           <w:p>
             <w:pPr>
               <w:rPr>
-                <w:rFonts w:hint="eastAsia"/>
                 <w:iCs/>
                 <w:color w:val="000000"/>
               </w:rPr>
@@ -23466,6 +23780,7 @@
                 <w:kern w:val="0"/>
                 <w:szCs w:val="21"/>
               </w:rPr>
+              <w:lastRenderedPageBreak/>
               <w:t>Double</w:t>
             </w:r>
           </w:p>
@@ -23646,7 +23961,6 @@
                 <w:kern w:val="0"/>
                 <w:szCs w:val="21"/>
               </w:rPr>
-              <w:lastRenderedPageBreak/>
               <w:t>String</w:t>
             </w:r>
           </w:p>
@@ -23915,7 +24229,7 @@
                 <w:kern w:val="0"/>
                 <w:szCs w:val="21"/>
               </w:rPr>
-              <w:t>MinKey Double Object ObjectId Bool Date Int32 Timestamp Int64 MaxKey</w:t>
+              <w:t>MinKey Double ObjectId Bool Date Int32 Timestamp Int64 MaxKey</w:t>
             </w:r>
           </w:p>
         </w:tc>
@@ -24095,7 +24409,7 @@
                 <w:kern w:val="0"/>
                 <w:szCs w:val="21"/>
               </w:rPr>
-              <w:t>MinKey Double Object ObjectId Bool Date Int32 Timestamp Int64 MaxKey</w:t>
+              <w:t>MinKey Double Object Bool Date Int32 Timestamp Int64 MaxKey</w:t>
             </w:r>
           </w:p>
         </w:tc>
@@ -24275,7 +24589,7 @@
                 <w:kern w:val="0"/>
                 <w:szCs w:val="21"/>
               </w:rPr>
-              <w:t>MinKey String Object ObjectId Bool Date Timestamp MaxKey</w:t>
+              <w:t>MinKey String Object ObjectId Date Timestamp MaxKey</w:t>
             </w:r>
           </w:p>
         </w:tc>
@@ -24455,7 +24769,7 @@
                 <w:kern w:val="0"/>
                 <w:szCs w:val="21"/>
               </w:rPr>
-              <w:t>MinKey Object ObjectId Bool Date MaxKey</w:t>
+              <w:t>MinKey Object ObjectId Bool MaxKey</w:t>
             </w:r>
           </w:p>
         </w:tc>
@@ -24815,7 +25129,7 @@
                 <w:kern w:val="0"/>
                 <w:szCs w:val="21"/>
               </w:rPr>
-              <w:t>MinKey Object ObjectId Int32 MaxKey</w:t>
+              <w:t>MinKey Object ObjectId MaxKey</w:t>
             </w:r>
           </w:p>
         </w:tc>
@@ -24995,7 +25309,7 @@
                 <w:kern w:val="0"/>
                 <w:szCs w:val="21"/>
               </w:rPr>
-              <w:t>MinKey Object ObjectId Bool Timestamp MaxKey</w:t>
+              <w:t>MinKey Object ObjectId Bool MaxKey</w:t>
             </w:r>
           </w:p>
         </w:tc>
@@ -25175,7 +25489,7 @@
                 <w:kern w:val="0"/>
                 <w:szCs w:val="21"/>
               </w:rPr>
-              <w:t>MinKey Object ObjectId Bool Int64 MaxKey</w:t>
+              <w:t>MinKey Object ObjectId Bool MaxKey</w:t>
             </w:r>
           </w:p>
         </w:tc>
@@ -25522,7 +25836,7 @@
                     </pic:cNvPicPr>
                   </pic:nvPicPr>
                   <pic:blipFill>
-                    <a:blip r:embed="rId11"/>
+                    <a:blip r:embed="rId12"/>
                     <a:srcRect/>
                     <a:stretch>
                       <a:fillRect/>
@@ -25634,7 +25948,7 @@
                     </pic:cNvPicPr>
                   </pic:nvPicPr>
                   <pic:blipFill>
-                    <a:blip r:embed="rId12"/>
+                    <a:blip r:embed="rId13"/>
                     <a:srcRect/>
                     <a:stretch>
                       <a:fillRect/>
@@ -25671,7 +25985,7 @@
           <w:rFonts w:ascii="Arial" w:hAnsi="Arial" w:cs="Arial"/>
         </w:rPr>
       </w:pPr>
-      <w:bookmarkStart w:id="16" w:name="_Toc421275938"/>
+      <w:bookmarkStart w:id="27" w:name="_Toc421275938"/>
       <w:r>
         <w:rPr>
           <w:rFonts w:ascii="Arial" w:hAnsi="Arial" w:cs="Arial"/>
@@ -25684,7 +25998,7 @@
         </w:rPr>
         <w:t>分析和设计</w:t>
       </w:r>
-      <w:bookmarkEnd w:id="16"/>
+      <w:bookmarkEnd w:id="27"/>
     </w:p>
     <w:p>
       <w:pPr>
@@ -25693,14 +26007,14 @@
           <w:rFonts w:ascii="Arial" w:hAnsi="Arial" w:cs="Arial"/>
         </w:rPr>
       </w:pPr>
-      <w:bookmarkStart w:id="17" w:name="_Toc421275939"/>
+      <w:bookmarkStart w:id="28" w:name="_Toc421275939"/>
       <w:r>
         <w:rPr>
           <w:rFonts w:ascii="Arial" w:hAnsi="Arial" w:cs="Arial"/>
         </w:rPr>
         <w:t>兼容性分析和设计</w:t>
       </w:r>
-      <w:bookmarkEnd w:id="17"/>
+      <w:bookmarkEnd w:id="28"/>
     </w:p>
     <w:p>
       <w:pPr>
@@ -25709,7 +26023,7 @@
           <w:rFonts w:ascii="Arial" w:hAnsi="Arial" w:cs="Arial"/>
         </w:rPr>
       </w:pPr>
-      <w:bookmarkStart w:id="18" w:name="_Toc421275940"/>
+      <w:bookmarkStart w:id="29" w:name="_Toc421275940"/>
       <w:r>
         <w:rPr>
           <w:rFonts w:ascii="Arial" w:hAnsi="Arial" w:cs="Arial"/>
@@ -25728,7 +26042,7 @@
         </w:rPr>
         <w:t>和特性交互分析和设计</w:t>
       </w:r>
-      <w:bookmarkEnd w:id="18"/>
+      <w:bookmarkEnd w:id="29"/>
     </w:p>
     <w:p>
       <w:pPr>
@@ -25781,14 +26095,14 @@
           <w:rFonts w:cs="Arial"/>
         </w:rPr>
       </w:pPr>
-      <w:bookmarkStart w:id="19" w:name="_Toc421275941"/>
+      <w:bookmarkStart w:id="30" w:name="_Toc421275941"/>
       <w:r>
         <w:rPr>
           <w:rFonts w:cs="Arial"/>
         </w:rPr>
         <w:t>可测试性分析</w:t>
       </w:r>
-      <w:bookmarkEnd w:id="19"/>
+      <w:bookmarkEnd w:id="30"/>
     </w:p>
     <w:p>
       <w:pPr>
@@ -25835,7 +26149,7 @@
           <w:rFonts w:cs="Arial"/>
         </w:rPr>
       </w:pPr>
-      <w:bookmarkStart w:id="20" w:name="_Toc421275942"/>
+      <w:bookmarkStart w:id="31" w:name="_Toc421275942"/>
       <w:r>
         <w:rPr>
           <w:rFonts w:cs="Arial"/>
@@ -25843,7 +26157,7 @@
         <w:lastRenderedPageBreak/>
         <w:t>自动化分析和设计</w:t>
       </w:r>
-      <w:bookmarkEnd w:id="20"/>
+      <w:bookmarkEnd w:id="31"/>
     </w:p>
     <w:p>
       <w:pPr>
@@ -25888,14 +26202,14 @@
           <w:rFonts w:cs="Arial"/>
         </w:rPr>
       </w:pPr>
-      <w:bookmarkStart w:id="21" w:name="_Toc421275943"/>
+      <w:bookmarkStart w:id="32" w:name="_Toc421275943"/>
       <w:r>
         <w:rPr>
           <w:rFonts w:cs="Arial"/>
         </w:rPr>
         <w:t>详细测试方法</w:t>
       </w:r>
-      <w:bookmarkEnd w:id="21"/>
+      <w:bookmarkEnd w:id="32"/>
     </w:p>
     <w:p>
       <w:pPr>
@@ -25904,14 +26218,14 @@
           <w:rFonts w:ascii="Arial" w:hAnsi="Arial" w:cs="Arial"/>
         </w:rPr>
       </w:pPr>
-      <w:bookmarkStart w:id="22" w:name="_Toc421275944"/>
+      <w:bookmarkStart w:id="33" w:name="_Toc421275944"/>
       <w:r>
         <w:rPr>
           <w:rFonts w:ascii="Arial" w:hAnsi="Arial" w:cs="Arial"/>
         </w:rPr>
         <w:t>详细设计</w:t>
       </w:r>
-      <w:bookmarkEnd w:id="22"/>
+      <w:bookmarkEnd w:id="33"/>
     </w:p>
     <w:p>
       <w:pPr>
@@ -25972,14 +26286,14 @@
           <w:rFonts w:ascii="Arial" w:hAnsi="Arial" w:cs="Arial"/>
         </w:rPr>
       </w:pPr>
-      <w:bookmarkStart w:id="23" w:name="_Toc421275945"/>
+      <w:bookmarkStart w:id="34" w:name="_Toc421275945"/>
       <w:r>
         <w:rPr>
           <w:rFonts w:ascii="Arial" w:hAnsi="Arial" w:cs="Arial"/>
         </w:rPr>
         <w:t>验收测试用例</w:t>
       </w:r>
-      <w:bookmarkEnd w:id="23"/>
+      <w:bookmarkEnd w:id="34"/>
     </w:p>
     <w:p>
       <w:pPr>
@@ -26328,12 +26642,12 @@
       </w:pPr>
     </w:p>
     <w:sectPr>
-      <w:headerReference w:type="even" r:id="rId13"/>
-      <w:headerReference w:type="default" r:id="rId14"/>
-      <w:footerReference w:type="even" r:id="rId15"/>
-      <w:footerReference w:type="default" r:id="rId16"/>
-      <w:headerReference w:type="first" r:id="rId17"/>
-      <w:footerReference w:type="first" r:id="rId18"/>
+      <w:headerReference w:type="even" r:id="rId14"/>
+      <w:headerReference w:type="default" r:id="rId15"/>
+      <w:footerReference w:type="even" r:id="rId16"/>
+      <w:footerReference w:type="default" r:id="rId17"/>
+      <w:headerReference w:type="first" r:id="rId18"/>
+      <w:footerReference w:type="first" r:id="rId19"/>
       <w:pgSz w:w="11906" w:h="16838"/>
       <w:pgMar w:top="1312" w:right="1800" w:bottom="1440" w:left="1800" w:header="779" w:footer="992" w:gutter="0"/>
       <w:cols w:space="425"/>
@@ -26341,6 +26655,278 @@
     </w:sectPr>
   </w:body>
 </w:document>
+</file>
+
+<file path=word/comments.xml><?xml version="1.0" encoding="utf-8"?>
+<w:comments xmlns:ve="http://schemas.openxmlformats.org/markup-compatibility/2006" xmlns:o="urn:schemas-microsoft-com:office:office" xmlns:r="http://schemas.openxmlformats.org/officeDocument/2006/relationships" xmlns:m="http://schemas.openxmlformats.org/officeDocument/2006/math" xmlns:v="urn:schemas-microsoft-com:vml" xmlns:wp="http://schemas.openxmlformats.org/drawingml/2006/wordprocessingDrawing" xmlns:w10="urn:schemas-microsoft-com:office:word" xmlns:w="http://schemas.openxmlformats.org/wordprocessingml/2006/main" xmlns:wne="http://schemas.microsoft.com/office/word/2006/wordml">
+  <w:comment w:id="16" w:author="huangxiaoni" w:date="2015-09-16T17:36:00Z" w:initials="h">
+    <w:p>
+      <w:pPr>
+        <w:pStyle w:val="CommentText"/>
+      </w:pPr>
+      <w:r>
+        <w:rPr>
+          <w:rStyle w:val="CommentReference"/>
+        </w:rPr>
+        <w:annotationRef/>
+      </w:r>
+      <w:r>
+        <w:rPr>
+          <w:rFonts w:hint="eastAsia"/>
+        </w:rPr>
+        <w:t>确认自动化用例</w:t>
+      </w:r>
+    </w:p>
+  </w:comment>
+  <w:comment w:id="17" w:author="huangxiaoni" w:date="2015-09-16T16:56:00Z" w:initials="h">
+    <w:p>
+      <w:pPr>
+        <w:pStyle w:val="CommentText"/>
+      </w:pPr>
+      <w:r>
+        <w:rPr>
+          <w:rStyle w:val="CommentReference"/>
+        </w:rPr>
+        <w:annotationRef/>
+      </w:r>
+      <w:r>
+        <w:rPr>
+          <w:rFonts w:hint="eastAsia"/>
+        </w:rPr>
+        <w:t>数值溢出时查询结果</w:t>
+      </w:r>
+      <w:r>
+        <w:rPr>
+          <w:rFonts w:hint="eastAsia"/>
+        </w:rPr>
+        <w:t>展示以及</w:t>
+      </w:r>
+      <w:r>
+        <w:rPr>
+          <w:rFonts w:hint="eastAsia"/>
+        </w:rPr>
+        <w:t>查看方式</w:t>
+      </w:r>
+      <w:r>
+        <w:rPr>
+          <w:rFonts w:hint="eastAsia"/>
+        </w:rPr>
+        <w:t>？</w:t>
+      </w:r>
+    </w:p>
+  </w:comment>
+  <w:comment w:id="18" w:author="huangxiaoni" w:date="2015-09-16T17:01:00Z" w:initials="h">
+    <w:p>
+      <w:pPr>
+        <w:pStyle w:val="CommentText"/>
+      </w:pPr>
+      <w:r>
+        <w:rPr>
+          <w:rStyle w:val="CommentReference"/>
+        </w:rPr>
+        <w:annotationRef/>
+      </w:r>
+      <w:r>
+        <w:rPr>
+          <w:rFonts w:hint="eastAsia"/>
+        </w:rPr>
+        <w:t>添加：空数组</w:t>
+      </w:r>
+    </w:p>
+  </w:comment>
+  <w:comment w:id="19" w:author="huangxiaoni" w:date="2015-09-16T17:10:00Z" w:initials="h">
+    <w:p>
+      <w:pPr>
+        <w:pStyle w:val="CommentText"/>
+      </w:pPr>
+      <w:r>
+        <w:rPr>
+          <w:rStyle w:val="CommentReference"/>
+        </w:rPr>
+        <w:annotationRef/>
+      </w:r>
+      <w:r>
+        <w:rPr>
+          <w:rFonts w:hint="eastAsia"/>
+        </w:rPr>
+        <w:t>溢出的情况</w:t>
+      </w:r>
+    </w:p>
+  </w:comment>
+  <w:comment w:id="20" w:author="huangxiaoni" w:date="2015-09-16T17:14:00Z" w:initials="h">
+    <w:p>
+      <w:pPr>
+        <w:pStyle w:val="CommentText"/>
+      </w:pPr>
+      <w:r>
+        <w:rPr>
+          <w:rStyle w:val="CommentReference"/>
+        </w:rPr>
+        <w:annotationRef/>
+      </w:r>
+      <w:r>
+        <w:rPr>
+          <w:rFonts w:hint="eastAsia"/>
+        </w:rPr>
+        <w:t>跟</w:t>
+      </w:r>
+      <w:r>
+        <w:rPr>
+          <w:rFonts w:hint="eastAsia"/>
+        </w:rPr>
+        <w:t>oracle</w:t>
+      </w:r>
+      <w:r>
+        <w:rPr>
+          <w:rFonts w:hint="eastAsia"/>
+        </w:rPr>
+        <w:t>一致</w:t>
+      </w:r>
+    </w:p>
+  </w:comment>
+  <w:comment w:id="21" w:author="huangxiaoni" w:date="2015-09-16T17:16:00Z" w:initials="h">
+    <w:p>
+      <w:pPr>
+        <w:pStyle w:val="CommentText"/>
+      </w:pPr>
+      <w:r>
+        <w:rPr>
+          <w:rStyle w:val="CommentReference"/>
+        </w:rPr>
+        <w:annotationRef/>
+      </w:r>
+      <w:r>
+        <w:rPr>
+          <w:rFonts w:hint="eastAsia"/>
+        </w:rPr>
+        <w:t>溢出</w:t>
+      </w:r>
+    </w:p>
+  </w:comment>
+  <w:comment w:id="22" w:author="huangxiaoni" w:date="2015-09-16T17:18:00Z" w:initials="h">
+    <w:p>
+      <w:pPr>
+        <w:pStyle w:val="CommentText"/>
+      </w:pPr>
+      <w:r>
+        <w:rPr>
+          <w:rStyle w:val="CommentReference"/>
+        </w:rPr>
+        <w:annotationRef/>
+      </w:r>
+      <w:r>
+        <w:rPr>
+          <w:rFonts w:hint="eastAsia"/>
+        </w:rPr>
+        <w:t>浮点数跟整数加减乘除</w:t>
+      </w:r>
+    </w:p>
+  </w:comment>
+  <w:comment w:id="23" w:author="huangxiaoni" w:date="2015-09-16T17:22:00Z" w:initials="h">
+    <w:p>
+      <w:pPr>
+        <w:pStyle w:val="CommentText"/>
+      </w:pPr>
+      <w:r>
+        <w:rPr>
+          <w:rStyle w:val="CommentReference"/>
+        </w:rPr>
+        <w:annotationRef/>
+      </w:r>
+      <w:r>
+        <w:rPr>
+          <w:rFonts w:hint="eastAsia"/>
+        </w:rPr>
+        <w:t>不可测</w:t>
+      </w:r>
+    </w:p>
+  </w:comment>
+  <w:comment w:id="24" w:author="huangxiaoni" w:date="2015-09-16T17:24:00Z" w:initials="h">
+    <w:p>
+      <w:pPr>
+        <w:pStyle w:val="CommentText"/>
+      </w:pPr>
+      <w:r>
+        <w:rPr>
+          <w:rStyle w:val="CommentReference"/>
+        </w:rPr>
+        <w:annotationRef/>
+      </w:r>
+      <w:r>
+        <w:rPr>
+          <w:rFonts w:hint="eastAsia"/>
+        </w:rPr>
+        <w:t>支持回车符</w:t>
+      </w:r>
+    </w:p>
+  </w:comment>
+  <w:comment w:id="25" w:author="huangxiaoni" w:date="2015-09-16T17:24:00Z" w:initials="h">
+    <w:p>
+      <w:pPr>
+        <w:pStyle w:val="CommentText"/>
+      </w:pPr>
+      <w:r>
+        <w:rPr>
+          <w:rStyle w:val="CommentReference"/>
+        </w:rPr>
+        <w:annotationRef/>
+      </w:r>
+      <w:r>
+        <w:rPr>
+          <w:rFonts w:hint="eastAsia"/>
+        </w:rPr>
+        <w:t>支持回车</w:t>
+      </w:r>
+    </w:p>
+  </w:comment>
+  <w:comment w:id="26" w:author="huangxiaoni" w:date="2015-09-16T17:35:00Z" w:initials="h">
+    <w:p>
+      <w:pPr>
+        <w:pStyle w:val="CommentText"/>
+        <w:rPr>
+          <w:rFonts w:hint="eastAsia"/>
+        </w:rPr>
+      </w:pPr>
+      <w:r>
+        <w:rPr>
+          <w:rStyle w:val="CommentReference"/>
+        </w:rPr>
+        <w:annotationRef/>
+      </w:r>
+      <w:r>
+        <w:rPr>
+          <w:rFonts w:hint="eastAsia"/>
+        </w:rPr>
+        <w:t>指定多个选择符一起使用查询</w:t>
+      </w:r>
+    </w:p>
+    <w:p>
+      <w:pPr>
+        <w:pStyle w:val="CommentText"/>
+        <w:rPr>
+          <w:rFonts w:hint="eastAsia"/>
+        </w:rPr>
+      </w:pPr>
+      <w:r>
+        <w:rPr>
+          <w:rFonts w:hint="eastAsia"/>
+        </w:rPr>
+        <w:t>手工测试抽测</w:t>
+      </w:r>
+    </w:p>
+    <w:p>
+      <w:pPr>
+        <w:pStyle w:val="CommentText"/>
+      </w:pPr>
+      <w:r>
+        <w:rPr>
+          <w:rFonts w:hint="eastAsia"/>
+        </w:rPr>
+        <w:t>自动化随机组合</w:t>
+      </w:r>
+    </w:p>
+  </w:comment>
+</w:comments>
 </file>
 
 <file path=word/endnotes.xml><?xml version="1.0" encoding="utf-8"?>
@@ -26403,7 +26989,7 @@
               <w:rPr>
                 <w:noProof/>
               </w:rPr>
-              <w:t>2015-9-15</w:t>
+              <w:t>2015-9-16</w:t>
             </w:r>
           </w:fldSimple>
         </w:p>
@@ -32000,21 +32586,6 @@
 </file>
 
 <file path=customXml/item1.xml><?xml version="1.0" encoding="utf-8"?>
-<p:properties xmlns:p="http://schemas.microsoft.com/office/2006/metadata/properties" xmlns:xsi="http://www.w3.org/2001/XMLSchema-instance">
-  <documentManagement/>
-</p:properties>
-</file>
-
-<file path=customXml/item2.xml><?xml version="1.0" encoding="utf-8"?>
-<?mso-contentType ?>
-<FormTemplates xmlns="http://schemas.microsoft.com/sharepoint/v3/contenttype/forms">
-  <Display>DocumentLibraryForm</Display>
-  <Edit>DocumentLibraryForm</Edit>
-  <New>DocumentLibraryForm</New>
-</FormTemplates>
-</file>
-
-<file path=customXml/item3.xml><?xml version="1.0" encoding="utf-8"?>
 <ct:contentTypeSchema xmlns:ct="http://schemas.microsoft.com/office/2006/metadata/contentType" xmlns:ma="http://schemas.microsoft.com/office/2006/metadata/properties/metaAttributes" ct:_="" ma:_="" ma:contentTypeName="Document" ma:contentTypeID="0x010100C9D738FE56F9DD4F818CEE0622FC80C0" ma:contentTypeVersion="0" ma:contentTypeDescription="Create a new document." ma:contentTypeScope="" ma:versionID="c733d375e9f13075cc482d188b8bae2c">
   <xsd:schema xmlns:xsd="http://www.w3.org/2001/XMLSchema" xmlns:p="http://schemas.microsoft.com/office/2006/metadata/properties" targetNamespace="http://schemas.microsoft.com/office/2006/metadata/properties" ma:root="true" ma:fieldsID="4aeb20c0e3442673af7ee10786458764">
     <xsd:element name="properties">
@@ -32063,27 +32634,26 @@
 </ct:contentTypeSchema>
 </file>
 
+<file path=customXml/item2.xml><?xml version="1.0" encoding="utf-8"?>
+<?mso-contentType ?>
+<FormTemplates xmlns="http://schemas.microsoft.com/sharepoint/v3/contenttype/forms">
+  <Display>DocumentLibraryForm</Display>
+  <Edit>DocumentLibraryForm</Edit>
+  <New>DocumentLibraryForm</New>
+</FormTemplates>
+</file>
+
+<file path=customXml/item3.xml><?xml version="1.0" encoding="utf-8"?>
+<p:properties xmlns:p="http://schemas.microsoft.com/office/2006/metadata/properties" xmlns:xsi="http://www.w3.org/2001/XMLSchema-instance">
+  <documentManagement/>
+</p:properties>
+</file>
+
 <file path=customXml/item4.xml><?xml version="1.0" encoding="utf-8"?>
 <b:Sources xmlns:b="http://schemas.openxmlformats.org/officeDocument/2006/bibliography" xmlns="http://schemas.openxmlformats.org/officeDocument/2006/bibliography" SelectedStyle="\APA.XSL" StyleName="APA"/>
 </file>
 
 <file path=customXml/itemProps1.xml><?xml version="1.0" encoding="utf-8"?>
-<ds:datastoreItem xmlns:ds="http://schemas.openxmlformats.org/officeDocument/2006/customXml" ds:itemID="{283A67FA-FB68-40D1-A1FD-BD4AEE599422}">
-  <ds:schemaRefs>
-    <ds:schemaRef ds:uri="http://schemas.microsoft.com/office/2006/metadata/properties"/>
-  </ds:schemaRefs>
-</ds:datastoreItem>
-</file>
-
-<file path=customXml/itemProps2.xml><?xml version="1.0" encoding="utf-8"?>
-<ds:datastoreItem xmlns:ds="http://schemas.openxmlformats.org/officeDocument/2006/customXml" ds:itemID="{9C2CE626-7193-49AD-BC45-D7AF4DFA65A4}">
-  <ds:schemaRefs>
-    <ds:schemaRef ds:uri="http://schemas.microsoft.com/sharepoint/v3/contenttype/forms"/>
-  </ds:schemaRefs>
-</ds:datastoreItem>
-</file>
-
-<file path=customXml/itemProps3.xml><?xml version="1.0" encoding="utf-8"?>
 <ds:datastoreItem xmlns:ds="http://schemas.openxmlformats.org/officeDocument/2006/customXml" ds:itemID="{94CFB702-9C76-4C98-BCB1-FF31686087A1}">
   <ds:schemaRefs>
     <ds:schemaRef ds:uri="http://schemas.microsoft.com/office/2006/metadata/contentType"/>
@@ -32098,6 +32668,22 @@
 </ds:datastoreItem>
 </file>
 
+<file path=customXml/itemProps2.xml><?xml version="1.0" encoding="utf-8"?>
+<ds:datastoreItem xmlns:ds="http://schemas.openxmlformats.org/officeDocument/2006/customXml" ds:itemID="{9C2CE626-7193-49AD-BC45-D7AF4DFA65A4}">
+  <ds:schemaRefs>
+    <ds:schemaRef ds:uri="http://schemas.microsoft.com/sharepoint/v3/contenttype/forms"/>
+  </ds:schemaRefs>
+</ds:datastoreItem>
+</file>
+
+<file path=customXml/itemProps3.xml><?xml version="1.0" encoding="utf-8"?>
+<ds:datastoreItem xmlns:ds="http://schemas.openxmlformats.org/officeDocument/2006/customXml" ds:itemID="{283A67FA-FB68-40D1-A1FD-BD4AEE599422}">
+  <ds:schemaRefs>
+    <ds:schemaRef ds:uri="http://schemas.microsoft.com/office/2006/metadata/properties"/>
+  </ds:schemaRefs>
+</ds:datastoreItem>
+</file>
+
 <file path=customXml/itemProps4.xml><?xml version="1.0" encoding="utf-8"?>
 <ds:datastoreItem xmlns:ds="http://schemas.openxmlformats.org/officeDocument/2006/customXml" ds:itemID="{AEA55EDA-643B-48AC-8B43-AA24E35A425D}">
   <ds:schemaRefs>
